--- a/klagomål/A 14627-2026 FSC-klagomål.docx
+++ b/klagomål/A 14627-2026 FSC-klagomål.docx
@@ -1039,7 +1039,7 @@
     <w:r>
       <w:tab/>
       <w:tab/>
-      <w:t>2026-05-16</w:t>
+      <w:t>2026-05-17</w:t>
       <w:br/>
       <w:br/>
     </w:r>

--- a/klagomål/A 14627-2026 FSC-klagomål.docx
+++ b/klagomål/A 14627-2026 FSC-klagomål.docx
@@ -1039,7 +1039,7 @@
     <w:r>
       <w:tab/>
       <w:tab/>
-      <w:t>2026-05-17</w:t>
+      <w:t>2026-05-18</w:t>
       <w:br/>
       <w:br/>
     </w:r>

--- a/klagomål/A 14627-2026 FSC-klagomål.docx
+++ b/klagomål/A 14627-2026 FSC-klagomål.docx
@@ -1039,7 +1039,7 @@
     <w:r>
       <w:tab/>
       <w:tab/>
-      <w:t>2026-05-18</w:t>
+      <w:t>2026-05-19</w:t>
       <w:br/>
       <w:br/>
     </w:r>

--- a/klagomål/A 14627-2026 FSC-klagomål.docx
+++ b/klagomål/A 14627-2026 FSC-klagomål.docx
@@ -1039,7 +1039,7 @@
     <w:r>
       <w:tab/>
       <w:tab/>
-      <w:t>2026-05-19</w:t>
+      <w:t>2026-05-20</w:t>
       <w:br/>
       <w:br/>
     </w:r>

--- a/klagomål/A 14627-2026 FSC-klagomål.docx
+++ b/klagomål/A 14627-2026 FSC-klagomål.docx
@@ -1039,7 +1039,7 @@
     <w:r>
       <w:tab/>
       <w:tab/>
-      <w:t>2026-05-20</w:t>
+      <w:t>2026-05-21</w:t>
       <w:br/>
       <w:br/>
     </w:r>

--- a/klagomål/A 14627-2026 FSC-klagomål.docx
+++ b/klagomål/A 14627-2026 FSC-klagomål.docx
@@ -1039,7 +1039,7 @@
     <w:r>
       <w:tab/>
       <w:tab/>
-      <w:t>2026-05-21</w:t>
+      <w:t>2026-05-22</w:t>
       <w:br/>
       <w:br/>
     </w:r>

--- a/klagomål/A 14627-2026 FSC-klagomål.docx
+++ b/klagomål/A 14627-2026 FSC-klagomål.docx
@@ -1039,7 +1039,7 @@
     <w:r>
       <w:tab/>
       <w:tab/>
-      <w:t>2026-05-22</w:t>
+      <w:t>2026-05-23</w:t>
       <w:br/>
       <w:br/>
     </w:r>

--- a/klagomål/A 14627-2026 FSC-klagomål.docx
+++ b/klagomål/A 14627-2026 FSC-klagomål.docx
@@ -1039,7 +1039,7 @@
     <w:r>
       <w:tab/>
       <w:tab/>
-      <w:t>2026-05-23</w:t>
+      <w:t>2026-05-24</w:t>
       <w:br/>
       <w:br/>
     </w:r>

--- a/klagomål/A 14627-2026 FSC-klagomål.docx
+++ b/klagomål/A 14627-2026 FSC-klagomål.docx
@@ -1039,7 +1039,7 @@
     <w:r>
       <w:tab/>
       <w:tab/>
-      <w:t>2026-05-24</w:t>
+      <w:t>2026-05-25</w:t>
       <w:br/>
       <w:br/>
     </w:r>

--- a/klagomål/A 14627-2026 FSC-klagomål.docx
+++ b/klagomål/A 14627-2026 FSC-klagomål.docx
@@ -1039,7 +1039,7 @@
     <w:r>
       <w:tab/>
       <w:tab/>
-      <w:t>2026-05-25</w:t>
+      <w:t>2026-05-26</w:t>
       <w:br/>
       <w:br/>
     </w:r>

--- a/klagomål/A 14627-2026 FSC-klagomål.docx
+++ b/klagomål/A 14627-2026 FSC-klagomål.docx
@@ -1039,7 +1039,7 @@
     <w:r>
       <w:tab/>
       <w:tab/>
-      <w:t>2026-05-26</w:t>
+      <w:t>2026-05-27</w:t>
       <w:br/>
       <w:br/>
     </w:r>

--- a/klagomål/A 14627-2026 FSC-klagomål.docx
+++ b/klagomål/A 14627-2026 FSC-klagomål.docx
@@ -1039,7 +1039,7 @@
     <w:r>
       <w:tab/>
       <w:tab/>
-      <w:t>2026-05-27</w:t>
+      <w:t>2026-05-28</w:t>
       <w:br/>
       <w:br/>
     </w:r>

--- a/klagomål/A 14627-2026 FSC-klagomål.docx
+++ b/klagomål/A 14627-2026 FSC-klagomål.docx
@@ -1039,7 +1039,7 @@
     <w:r>
       <w:tab/>
       <w:tab/>
-      <w:t>2026-05-28</w:t>
+      <w:t>2026-05-29</w:t>
       <w:br/>
       <w:br/>
     </w:r>

--- a/klagomål/A 14627-2026 FSC-klagomål.docx
+++ b/klagomål/A 14627-2026 FSC-klagomål.docx
@@ -1039,7 +1039,7 @@
     <w:r>
       <w:tab/>
       <w:tab/>
-      <w:t>2026-05-29</w:t>
+      <w:t>2026-05-30</w:t>
       <w:br/>
       <w:br/>
     </w:r>

--- a/klagomål/A 14627-2026 FSC-klagomål.docx
+++ b/klagomål/A 14627-2026 FSC-klagomål.docx
@@ -1039,7 +1039,7 @@
     <w:r>
       <w:tab/>
       <w:tab/>
-      <w:t>2026-05-30</w:t>
+      <w:t>2026-05-31</w:t>
       <w:br/>
       <w:br/>
     </w:r>

--- a/klagomål/A 14627-2026 FSC-klagomål.docx
+++ b/klagomål/A 14627-2026 FSC-klagomål.docx
@@ -1039,7 +1039,7 @@
     <w:r>
       <w:tab/>
       <w:tab/>
-      <w:t>2026-05-31</w:t>
+      <w:t>2026-06-01</w:t>
       <w:br/>
       <w:br/>
     </w:r>

--- a/klagomål/A 14627-2026 FSC-klagomål.docx
+++ b/klagomål/A 14627-2026 FSC-klagomål.docx
@@ -1039,7 +1039,7 @@
     <w:r>
       <w:tab/>
       <w:tab/>
-      <w:t>2026-06-01</w:t>
+      <w:t>2026-06-02</w:t>
       <w:br/>
       <w:br/>
     </w:r>

--- a/klagomål/A 14627-2026 FSC-klagomål.docx
+++ b/klagomål/A 14627-2026 FSC-klagomål.docx
@@ -1039,7 +1039,7 @@
     <w:r>
       <w:tab/>
       <w:tab/>
-      <w:t>2026-06-02</w:t>
+      <w:t>2026-06-03</w:t>
       <w:br/>
       <w:br/>
     </w:r>

--- a/klagomål/A 14627-2026 FSC-klagomål.docx
+++ b/klagomål/A 14627-2026 FSC-klagomål.docx
@@ -1039,7 +1039,7 @@
     <w:r>
       <w:tab/>
       <w:tab/>
-      <w:t>2026-06-03</w:t>
+      <w:t>2026-06-04</w:t>
       <w:br/>
       <w:br/>
     </w:r>

--- a/klagomål/A 14627-2026 FSC-klagomål.docx
+++ b/klagomål/A 14627-2026 FSC-klagomål.docx
@@ -1039,7 +1039,7 @@
     <w:r>
       <w:tab/>
       <w:tab/>
-      <w:t>2026-06-04</w:t>
+      <w:t>2026-06-05</w:t>
       <w:br/>
       <w:br/>
     </w:r>

--- a/klagomål/A 14627-2026 FSC-klagomål.docx
+++ b/klagomål/A 14627-2026 FSC-klagomål.docx
@@ -1039,7 +1039,7 @@
     <w:r>
       <w:tab/>
       <w:tab/>
-      <w:t>2026-06-05</w:t>
+      <w:t>2026-06-06</w:t>
       <w:br/>
       <w:br/>
     </w:r>

--- a/klagomål/A 14627-2026 FSC-klagomål.docx
+++ b/klagomål/A 14627-2026 FSC-klagomål.docx
@@ -1039,7 +1039,7 @@
     <w:r>
       <w:tab/>
       <w:tab/>
-      <w:t>2026-06-06</w:t>
+      <w:t>2026-06-07</w:t>
       <w:br/>
       <w:br/>
     </w:r>

--- a/klagomål/A 14627-2026 FSC-klagomål.docx
+++ b/klagomål/A 14627-2026 FSC-klagomål.docx
@@ -1039,7 +1039,7 @@
     <w:r>
       <w:tab/>
       <w:tab/>
-      <w:t>2026-06-07</w:t>
+      <w:t>2026-06-08</w:t>
       <w:br/>
       <w:br/>
     </w:r>

--- a/klagomål/A 14627-2026 FSC-klagomål.docx
+++ b/klagomål/A 14627-2026 FSC-klagomål.docx
@@ -1039,7 +1039,7 @@
     <w:r>
       <w:tab/>
       <w:tab/>
-      <w:t>2026-06-08</w:t>
+      <w:t>2026-06-09</w:t>
       <w:br/>
       <w:br/>
     </w:r>

--- a/klagomål/A 14627-2026 FSC-klagomål.docx
+++ b/klagomål/A 14627-2026 FSC-klagomål.docx
@@ -1039,7 +1039,7 @@
     <w:r>
       <w:tab/>
       <w:tab/>
-      <w:t>2026-06-09</w:t>
+      <w:t>2026-06-10</w:t>
       <w:br/>
       <w:br/>
     </w:r>

--- a/klagomål/A 14627-2026 FSC-klagomål.docx
+++ b/klagomål/A 14627-2026 FSC-klagomål.docx
@@ -1039,7 +1039,7 @@
     <w:r>
       <w:tab/>
       <w:tab/>
-      <w:t>2026-06-10</w:t>
+      <w:t>2026-06-11</w:t>
       <w:br/>
       <w:br/>
     </w:r>

--- a/klagomål/A 14627-2026 FSC-klagomål.docx
+++ b/klagomål/A 14627-2026 FSC-klagomål.docx
@@ -1039,7 +1039,7 @@
     <w:r>
       <w:tab/>
       <w:tab/>
-      <w:t>2026-06-11</w:t>
+      <w:t>2026-06-12</w:t>
       <w:br/>
       <w:br/>
     </w:r>

--- a/klagomål/A 14627-2026 FSC-klagomål.docx
+++ b/klagomål/A 14627-2026 FSC-klagomål.docx
@@ -1039,7 +1039,7 @@
     <w:r>
       <w:tab/>
       <w:tab/>
-      <w:t>2026-06-12</w:t>
+      <w:t>2026-06-13</w:t>
       <w:br/>
       <w:br/>
     </w:r>

--- a/klagomål/A 14627-2026 FSC-klagomål.docx
+++ b/klagomål/A 14627-2026 FSC-klagomål.docx
@@ -1039,7 +1039,7 @@
     <w:r>
       <w:tab/>
       <w:tab/>
-      <w:t>2026-06-13</w:t>
+      <w:t>2026-06-14</w:t>
       <w:br/>
       <w:br/>
     </w:r>

--- a/klagomål/A 14627-2026 FSC-klagomål.docx
+++ b/klagomål/A 14627-2026 FSC-klagomål.docx
@@ -1039,7 +1039,7 @@
     <w:r>
       <w:tab/>
       <w:tab/>
-      <w:t>2026-06-15</w:t>
+      <w:t>2026-06-16</w:t>
       <w:br/>
       <w:br/>
     </w:r>

--- a/klagomål/A 14627-2026 FSC-klagomål.docx
+++ b/klagomål/A 14627-2026 FSC-klagomål.docx
@@ -1039,7 +1039,7 @@
     <w:r>
       <w:tab/>
       <w:tab/>
-      <w:t>2026-06-16</w:t>
+      <w:t>2026-06-17</w:t>
       <w:br/>
       <w:br/>
     </w:r>

--- a/klagomål/A 14627-2026 FSC-klagomål.docx
+++ b/klagomål/A 14627-2026 FSC-klagomål.docx
@@ -1,6 +1,6 @@
 
 <file path=word/document.xml><?xml version="1.0" encoding="utf-8"?>
-<w:document xmlns:wpc="http://schemas.microsoft.com/office/word/2010/wordprocessingCanvas" xmlns:cx="http://schemas.microsoft.com/office/drawing/2014/chartex" xmlns:cx1="http://schemas.microsoft.com/office/drawing/2015/9/8/chartex" xmlns:cx2="http://schemas.microsoft.com/office/drawing/2015/10/21/chartex" xmlns:cx3="http://schemas.microsoft.com/office/drawing/2016/5/9/chartex" xmlns:cx4="http://schemas.microsoft.com/office/drawing/2016/5/10/chartex" xmlns:cx5="http://schemas.microsoft.com/office/drawing/2016/5/11/chartex" xmlns:cx6="http://schemas.microsoft.com/office/drawing/2016/5/12/chartex" xmlns:cx7="http://schemas.microsoft.com/office/drawing/2016/5/13/chartex" xmlns:cx8="http://schemas.microsoft.com/office/drawing/2016/5/14/chartex" xmlns:mc="http://schemas.openxmlformats.org/markup-compatibility/2006" xmlns:aink="http://schemas.microsoft.com/office/drawing/2016/ink" xmlns:am3d="http://schemas.microsoft.com/office/drawing/2017/model3d" xmlns:o="urn:schemas-microsoft-com:office:office" xmlns:oel="http://schemas.microsoft.com/office/2019/extlst" xmlns:r="http://schemas.openxmlformats.org/officeDocument/2006/relationships" xmlns:m="http://schemas.openxmlformats.org/officeDocument/2006/math" xmlns:v="urn:schemas-microsoft-com:vml" xmlns:wp14="http://schemas.microsoft.com/office/word/2010/wordprocessingDrawing" xmlns:wp="http://schemas.openxmlformats.org/drawingml/2006/wordprocessingDrawing" xmlns:w10="urn:schemas-microsoft-com:office:word" xmlns:w="http://schemas.openxmlformats.org/wordprocessingml/2006/main" xmlns:w14="http://schemas.microsoft.com/office/word/2010/wordml" xmlns:w15="http://schemas.microsoft.com/office/word/2012/wordml" xmlns:w16cex="http://schemas.microsoft.com/office/word/2018/wordml/cex" xmlns:w16cid="http://schemas.microsoft.com/office/word/2016/wordml/cid" xmlns:w16="http://schemas.microsoft.com/office/word/2018/wordml" xmlns:w16sdtdh="http://schemas.microsoft.com/office/word/2020/wordml/sdtdatahash" xmlns:w16se="http://schemas.microsoft.com/office/word/2015/wordml/symex" xmlns:wpg="http://schemas.microsoft.com/office/word/2010/wordprocessingGroup" xmlns:wpi="http://schemas.microsoft.com/office/word/2010/wordprocessingInk" xmlns:wne="http://schemas.microsoft.com/office/word/2006/wordml" xmlns:wps="http://schemas.microsoft.com/office/word/2010/wordprocessingShape" mc:Ignorable="w14 w15 w16se w16cid w16 w16cex w16sdtdh wp14">
+<w:document xmlns:wpc="http://schemas.microsoft.com/office/word/2010/wordprocessingCanvas" xmlns:cx="http://schemas.microsoft.com/office/drawing/2014/chartex" xmlns:cx1="http://schemas.microsoft.com/office/drawing/2015/9/8/chartex" xmlns:cx2="http://schemas.microsoft.com/office/drawing/2015/10/21/chartex" xmlns:cx3="http://schemas.microsoft.com/office/drawing/2016/5/9/chartex" xmlns:cx4="http://schemas.microsoft.com/office/drawing/2016/5/10/chartex" xmlns:cx5="http://schemas.microsoft.com/office/drawing/2016/5/11/chartex" xmlns:cx6="http://schemas.microsoft.com/office/drawing/2016/5/12/chartex" xmlns:cx7="http://schemas.microsoft.com/office/drawing/2016/5/13/chartex" xmlns:cx8="http://schemas.microsoft.com/office/drawing/2016/5/14/chartex" xmlns:mc="http://schemas.openxmlformats.org/markup-compatibility/2006" xmlns:aink="http://schemas.microsoft.com/office/drawing/2016/ink" xmlns:am3d="http://schemas.microsoft.com/office/drawing/2017/model3d" xmlns:o="urn:schemas-microsoft-com:office:office" xmlns:oel="http://schemas.microsoft.com/office/2019/extlst" xmlns:r="http://schemas.openxmlformats.org/officeDocument/2006/relationships" xmlns:m="http://schemas.openxmlformats.org/officeDocument/2006/math" xmlns:v="urn:schemas-microsoft-com:vml" xmlns:wp14="http://schemas.microsoft.com/office/word/2010/wordprocessingDrawing" xmlns:wp="http://schemas.openxmlformats.org/drawingml/2006/wordprocessingDrawing" xmlns:w10="urn:schemas-microsoft-com:office:word" xmlns:w="http://schemas.openxmlformats.org/wordprocessingml/2006/main" xmlns:w14="http://schemas.microsoft.com/office/word/2010/wordml" xmlns:w15="http://schemas.microsoft.com/office/word/2012/wordml" xmlns:w16cex="http://schemas.microsoft.com/office/word/2018/wordml/cex" xmlns:w16cid="http://schemas.microsoft.com/office/word/2016/wordml/cid" xmlns:w16="http://schemas.microsoft.com/office/word/2018/wordml" xmlns:w16du="http://schemas.microsoft.com/office/word/2023/wordml/word16du" xmlns:w16sdtdh="http://schemas.microsoft.com/office/word/2020/wordml/sdtdatahash" xmlns:w16sdtfl="http://schemas.microsoft.com/office/word/2024/wordml/sdtformatlock" xmlns:w16se="http://schemas.microsoft.com/office/word/2015/wordml/symex" xmlns:wpg="http://schemas.microsoft.com/office/word/2010/wordprocessingGroup" xmlns:wpi="http://schemas.microsoft.com/office/word/2010/wordprocessingInk" xmlns:wne="http://schemas.microsoft.com/office/word/2006/wordml" xmlns:wps="http://schemas.microsoft.com/office/word/2010/wordprocessingShape" mc:Ignorable="w14 w15 w16se w16cid w16 w16cex w16sdtdh w16sdtfl w16du wp14">
   <w:body>
     <w:p>
       <w:r>
@@ -168,7 +168,7 @@
     </w:p>
     <w:p>
       <w:r>
-        <w:t>Detta dokument behandlar höga naturvärden i avverkningsanmälan A 14627-2026 i Gällivare kommun. Denna avverkningsanmälan inkom 2026-03-20 00:00:00 och omfattar 41,9 ha.</w:t>
+        <w:t>Detta dokument behandlar höga naturvärden i avverkningsanmälan A 14627-2026 i Gällivare kommun som inkom 2026-03-20 och omfattar 41,9 ha.</w:t>
       </w:r>
     </w:p>
     <w:p>
@@ -191,12 +191,15 @@
     </w:p>
     <w:p>
       <w:r>
-        <w:t>I avverkningsanmälan har följande 6 naturvårdsarter hittats: tallbit (VU, §4), spillkråka (NT, §4), violmussling (NT), plattlummer (S, §9), stuplav (S) och revlummer (§9). Av dessa är 3 rödlistade. För rödlistade arter har rödlistekategorin angivits inom parentes. Arter som är signalarter enligt Skogsstyrelsen har markerats med (S). För fridlysta arter anges även paragrafen i Artskyddsförordningen som arten är fridlyst enligt.</w:t>
+        <w:t>I och inom 9 meter från avverkningsanmälan har följande 8 naturvårdsarter hittats: violmussling (NT, T), plattlummer (S, T, §9), stuplav (S, T), mattlummer (T, §9), spillkråka (T, §4), tallbit (T, §4), tjäder (T, §4) och revlummer (§9). Av dessa är 1 rödlistade. För rödlistade arter har rödlistekategorin angivits inom parentes. Arter som är signalarter enligt Skogsstyrelsen har markerats med (S). Typiska arter inom Natura 2000 som är kopplade till skogsekosystem har markerats med (T). För fridlysta arter anges även paragrafen i Artskyddsförordningen som arten är fridlyst enligt.</w:t>
       </w:r>
     </w:p>
     <w:p>
       <w:r>
-        <w:t>De påträffade naturvårdsarterna är ett tydligt kvitto på att detta rör sig om en skog med höga naturvärden. I Figur 1 visas en karta över det avverkningsanmälda området, där samtliga fyndplatser för naturvårdsarter som finns registrerade på Artportalen har markerats.</w:t>
+        <w:t>De påträffade naturvårdsarterna är ett tydligt kvitto på att det rör sig om en skog med höga naturvärden.</w:t>
+      </w:r>
+      <w:r>
+        <w:t xml:space="preserve"> I Figur 1 visas fyndplatser för naturvårdsarter i området, som finns registrerade på Artportalen.</w:t>
       </w:r>
     </w:p>
     <w:p>
@@ -206,7 +209,7 @@
       <w:r>
         <w:drawing>
           <wp:inline xmlns:a="http://schemas.openxmlformats.org/drawingml/2006/main" xmlns:pic="http://schemas.openxmlformats.org/drawingml/2006/picture">
-            <wp:extent cx="5486400" cy="4975061"/>
+            <wp:extent cx="5486400" cy="4863059"/>
             <wp:docPr id="1" name="Picture 1"/>
             <wp:cNvGraphicFramePr>
               <a:graphicFrameLocks noChangeAspect="1"/>
@@ -227,7 +230,7 @@
                   <pic:spPr>
                     <a:xfrm>
                       <a:off x="0" y="0"/>
-                      <a:ext cx="5486400" cy="4975061"/>
+                      <a:ext cx="5486400" cy="4863059"/>
                     </a:xfrm>
                     <a:prstGeom prst="rect"/>
                   </pic:spPr>
@@ -241,9 +244,177 @@
     <w:p>
       <w:pPr>
         <w:pStyle w:val="Caption"/>
+        <w:spacing w:after="240"/>
       </w:pPr>
       <w:r>
-        <w:t>Figur 1. Fyndplatser för naturvårdsarter i det avverkningsanmälda området (röd linje). Markörer utan svart kant är placerade på fyndplatsen. Markörer med svart kant är placerade vid sidan av fyndplatsen och har ett svart streck som visar fyndplatsens exakta position. Kartans mittpunktskoordinat är N 7461833, E 740480 i SWEREF 99 TM.</w:t>
+        <w:t>Figur 1. Fyndplatser för naturvårdsarter i och inom 9 meter från avverkningsanmälan (röd linje). Markörer utan svart kant är placerade på fyndplatsen. Markörer med svart kant är placerade vid sidan av fyndplatsen och har ett svart streck som visar fyndplatsens exakta position. Kartans mittpunktskoordinat är N 7461833, E 740480 i SWEREF 99 TM.</w:t>
+      </w:r>
+    </w:p>
+    <w:p>
+      <w:pPr>
+        <w:pStyle w:val="Heading2"/>
+      </w:pPr>
+      <w:r>
+        <w:t>Fridlysta arter</w:t>
+      </w:r>
+    </w:p>
+    <w:p>
+      <w:r>
+        <w:t>Följande fridlysta arter har sina livsmiljöer och växtplatser i den avverkningsanmälda skogen: plattlummer (S, T, §9), mattlummer (T, §9), spillkråka (T, §4), tallbit (T, §4), tjäder (T, §4) och revlummer (§9).</w:t>
+      </w:r>
+    </w:p>
+    <w:p>
+      <w:r>
+        <w:t xml:space="preserve">Observera att medlemsländerna är skyldiga att agera i enlighet med EU:s fågeldirektiv där det uttryckligen står att direktivet gäller för fåglar samt för deras ägg, bon och </w:t>
+      </w:r>
+      <w:r>
+        <w:rPr>
+          <w:b/>
+        </w:rPr>
+        <w:t xml:space="preserve">livsmiljöer </w:t>
+      </w:r>
+      <w:r>
+        <w:t>(artikel 1). Vidare att de åtgärder som vidtas inte får leda till en försämring av den nuvarande situationen beträffande bevarandet av de fågelarter som avses i artikel 1 (artikel 13). Fågeldirektivet är styrande för tillsynsansvariga myndigheters ärendehantering, ställningstaganden och beslutsfattande.</w:t>
+      </w:r>
+    </w:p>
+    <w:p>
+      <w:r>
+        <w:rPr>
+          <w:b/>
+        </w:rPr>
+        <w:t>Mattlummer (§9)</w:t>
+      </w:r>
+      <w:r>
+        <w:t xml:space="preserve"> är typisk art för </w:t>
+      </w:r>
+      <w:r>
+        <w:rPr>
+          <w:i/>
+        </w:rPr>
+        <w:t xml:space="preserve">9010 Taiga </w:t>
+      </w:r>
+      <w:r>
+        <w:t>(SLU Artdatabanken, 2025).</w:t>
+      </w:r>
+    </w:p>
+    <w:p>
+      <w:r>
+        <w:rPr>
+          <w:b/>
+        </w:rPr>
+        <w:t>Plattlummer (§9)</w:t>
+      </w:r>
+      <w:r>
+        <w:t xml:space="preserve"> växer främst i ljusöppna sandtallskogar eller annan gles, torr och brandpräglad hedbarrskog. Den är mest frekvent i olika typer av naturskogar och kontinuitetsskogar och missgynnas markant av slutavverkning och maskinell markberedning. Söder ut i landet förekommer de närstående arterna cypresslummer (VU, §8) och mellanlummer (VU, §9), vilka båda omfattas av EU:s art- och habitatdirektiv. Plattlummer är typisk art för </w:t>
+      </w:r>
+      <w:r>
+        <w:rPr>
+          <w:i/>
+        </w:rPr>
+        <w:t xml:space="preserve">9010 Taiga </w:t>
+      </w:r>
+      <w:r>
+        <w:t>och</w:t>
+      </w:r>
+      <w:r>
+        <w:rPr>
+          <w:i/>
+        </w:rPr>
+        <w:t xml:space="preserve"> 2320 Rissandhedar </w:t>
+      </w:r>
+      <w:r>
+        <w:t>(Nitare &amp; Skogsstyrelsen, 2019; SLU Artdatabanken, 2025).</w:t>
+      </w:r>
+    </w:p>
+    <w:p>
+      <w:r>
+        <w:rPr>
+          <w:b/>
+        </w:rPr>
+        <w:t>Spillkråka (§4)</w:t>
+      </w:r>
+      <w:r>
+        <w:t xml:space="preserve"> omfattas av bilaga 1 i EU:s fågeldirektiv och är typisk art för </w:t>
+      </w:r>
+      <w:r>
+        <w:rPr>
+          <w:i/>
+        </w:rPr>
+        <w:t xml:space="preserve">9010 Taiga </w:t>
+      </w:r>
+      <w:r>
+        <w:t>och</w:t>
+      </w:r>
+      <w:r>
+        <w:rPr>
+          <w:i/>
+        </w:rPr>
+        <w:t xml:space="preserve"> 9740 Skogsbevuxen myr</w:t>
+      </w:r>
+      <w:r>
+        <w:t>. Den behöver grova träd, främst tall, asp och bok som boträd. Skogsbruk med korta omloppstider och täta, homogena ungskogar utgör det största hotet. Spillkråka är en nyckelart i skogliga miljöer vars övergivna bohål utnyttjas av flera andra hålhäckande fågelarter och fladdermöss, däribland pärluggla (EN, §4), knipa (§4), salskrake (§4) och skogsduva (§4). Hökuggla (VU, §4) och slaguggla (§4) häckar ofta i högstubbar som brutits av i höjd med ett gammalt spillkråkebo (SLU Artdatabanken, 2026; Skogsstyrelsen, 2016).</w:t>
+      </w:r>
+    </w:p>
+    <w:p>
+      <w:r>
+        <w:rPr>
+          <w:b/>
+        </w:rPr>
+        <w:t>Tallbit (§4)</w:t>
+      </w:r>
+      <w:r>
+        <w:t xml:space="preserve"> ställer höga krav på sin livsmiljö och permanent förekomst av häckande tallbit finns huvudsakligen i gammal grandominerad barrblandskog av naturskogskaraktär. Reviren är relativt stora (12–75 hektar) och arten saknas i områden med storskaligt skogsbruk med hög andel stora hyggen och täta ungskogar. Områden med dokumenterad permanent förekomst har vanligtvis så stora naturvärden att skogsbruk är olämpligt. Tallbit är typisk art för </w:t>
+      </w:r>
+      <w:r>
+        <w:rPr>
+          <w:i/>
+        </w:rPr>
+        <w:t>9010 Taiga</w:t>
+      </w:r>
+      <w:r>
+        <w:t xml:space="preserve"> (SLU Artdatabanken, 2026; Skogsstyrelsen, 2016). Observationer av tallbit i naturskog eller under häckningstid måste alltid utredas.</w:t>
+      </w:r>
+    </w:p>
+    <w:p>
+      <w:r>
+        <w:rPr>
+          <w:b/>
+        </w:rPr>
+        <w:t>Tjäder (§4)</w:t>
+      </w:r>
+      <w:r>
+        <w:t xml:space="preserve"> omfattas av bilaga 1 och 2 EU:s fågeldirektiv och är typisk art för </w:t>
+      </w:r>
+      <w:r>
+        <w:rPr>
+          <w:i/>
+        </w:rPr>
+        <w:t xml:space="preserve">9010 Taiga </w:t>
+      </w:r>
+      <w:r>
+        <w:t xml:space="preserve">och </w:t>
+      </w:r>
+      <w:r>
+        <w:rPr>
+          <w:i/>
+        </w:rPr>
+        <w:t>9740 Skogsbevuxen myr</w:t>
+      </w:r>
+      <w:r>
+        <w:t>. Tjädern är en utpräglad skogsfågel knuten till större sammanhängande barrskogsområden. Tupparna och hönorna utnyttjar till viss del olika miljöer, och habitatvalet varierar dessutom mellan olika delar av året. För att det ska finnas livskraftiga tjäderbestånd krävs funktionella skogslandskap med en blandning av uppvuxen, gles och luckig skog, täta sumpskogar, myrar och andra små våtmarker. Arten försvinner när skogen fragmenteras och den sammanlagda arealen hyggen och andra öppna områden blir för stor. Ett småskaligt och försiktigt virkesuttag genom hyggesfria metoder kan i vissa fall vara möjligt i området inom 200 m från lekcentrum. Längre ut från lekcentrum, inom 200–500 m bör den avverkade ytan inte överskrida 1 hektar för att undvika alltför stora och snabba förändringar (Skogsstyrelsen, 2019; SLU Artdatabanken, 2024).</w:t>
+      </w:r>
+    </w:p>
+    <w:p>
+      <w:r>
+        <w:t>I BILAGA 1 finns mer detaljerad information om ekologi samt krav på livsmiljö hos fridlysta arter.</w:t>
+      </w:r>
+    </w:p>
+    <w:p>
+      <w:pPr>
+        <w:pStyle w:val="Heading2"/>
+      </w:pPr>
+      <w:r>
+        <w:t>Övriga naturvårdsarter</w:t>
       </w:r>
     </w:p>
     <w:p>
@@ -363,26 +534,26 @@
         <w:pStyle w:val="Heading1"/>
       </w:pPr>
       <w:r>
-        <w:t>Fridlysta arter</w:t>
+        <w:t>Certifiering</w:t>
       </w:r>
     </w:p>
     <w:p>
-      <w:r>
-        <w:t>Följande fridlysta arter har sina livsmiljöer och växtplatser i den avverkningsanmälda skogen: tallbit (VU, §4), spillkråka (NT, §4), plattlummer (S, §9) och revlummer (§9).</w:t>
+      <w:pPr>
+        <w:pStyle w:val="Heading2"/>
+      </w:pPr>
+      <w:r>
+        <w:t>Ur FSC-standarden</w:t>
       </w:r>
     </w:p>
     <w:p>
-      <w:r>
-        <w:t xml:space="preserve">Observera att medlemsländerna är skyldiga att agera i enlighet med EU:s fågeldirektiv där det uttryckligen står att direktivet gäller för fåglar samt för deras ägg, bon och </w:t>
-      </w:r>
       <w:r>
         <w:rPr>
           <w:b/>
         </w:rPr>
-        <w:t xml:space="preserve">livsmiljöer </w:t>
-      </w:r>
-      <w:r>
-        <w:t>(artikel 1). Vidare att de åtgärder som vidtas inte får leda till en försämring av den nuvarande situationen beträffande bevarandet av de fågelarter som avses i artikel 1 (artikel 13). Fågeldirektivet är styrande för tillsynsansvariga myndigheters ärendehantering, ställningstaganden och beslutsfattande.</w:t>
+        <w:t xml:space="preserve">PRINCIP 1: LAGEFTERLEVNAD: </w:t>
+      </w:r>
+      <w:r>
+        <w:t>Certifikatsinnehavaren ska följa alla tillämpliga lagar, förordningar och nationellt ratificerade internationella avtal, konventioner och överenskommelser.</w:t>
       </w:r>
     </w:p>
     <w:p>
@@ -390,28 +561,89 @@
         <w:rPr>
           <w:b/>
         </w:rPr>
-        <w:t>Plattlummer (§9)</w:t>
-      </w:r>
-      <w:r>
-        <w:t xml:space="preserve"> växer främst i ljusöppna sandtallskogar eller annan gles, torr och brandpräglad hedbarrskog. Den är mest frekvent i olika typer av naturskogar och kontinuitetsskogar och missgynnas markant av slutavverkning och maskinell markberedning. Söder ut i landet förekommer de närstående arterna cypresslummer (VU, §8) och mellanlummer (VU, §9), vilka båda omfattas av EU:s art- och habitatdirektiv. Plattlummer är typisk art för </w:t>
+        <w:t xml:space="preserve">1.3.1 </w:t>
+      </w:r>
+      <w:r>
+        <w:t>Tillämpliga lagar och föreskrifter för brukandet av skogen följs.</w:t>
+      </w:r>
+    </w:p>
+    <w:p>
+      <w:pPr>
+        <w:pStyle w:val="ListBullet"/>
+      </w:pPr>
+      <w:r>
+        <w:rPr>
+          <w:b/>
+          <w:i/>
+        </w:rPr>
+        <w:t xml:space="preserve">Kommentar: </w:t>
+      </w:r>
+      <w:r>
+        <w:t>I den avverkningsanmälda skogen har fridlysta arter sina livsmiljöer och växtplatser. Att skada de fridlysta arternas livsmiljöer, växtplatser eller ekologiska funktion är inte tillåtet enligt artskyddsförordningen.</w:t>
       </w:r>
       <w:r>
         <w:rPr>
           <w:i/>
         </w:rPr>
-        <w:t xml:space="preserve">9010 Taiga </w:t>
-      </w:r>
-      <w:r>
-        <w:t>och</w:t>
+        <w:t xml:space="preserve"> EU:s medlemsländer och skogsbolag är skyldiga att agera i enlighet med EU:s fågeldirektiv där det uttryckligen står att direktivet gäller för fåglar samt för deras ägg, bon och </w:t>
+      </w:r>
+      <w:r>
+        <w:rPr>
+          <w:b/>
+          <w:i/>
+        </w:rPr>
+        <w:t xml:space="preserve">livsmiljöer </w:t>
+      </w:r>
+      <w:r>
+        <w:t>(artikel 1). Vidare att de åtgärder som vidtas inte får leda till en försämring av den nuvarande situationen beträffande bevarandet av de fågelarter som avses i artikel 1 (artikel 13).</w:t>
+      </w:r>
+    </w:p>
+    <w:p>
+      <w:r>
+        <w:rPr>
+          <w:b/>
+        </w:rPr>
+        <w:t xml:space="preserve">6.4 </w:t>
+      </w:r>
+      <w:r>
+        <w:t>Certifikatsinnehavaren ska skydda sällsynta arter och hotade arter samt deras livsmiljöer inom skogsbruksenheten. Det ska ske genom avsättningar, andra skyddade områden och genom att skapa konnektivitet och/eller genom andra direkta åtgärder som gynnar dessa arters överlevnad och livskraft. Åtgärderna ska stå i förhållande till brukandets skala, intensitet och risk, samt till sällsynta och hotade arters bevarandestatus och ekologiska krav. Certifikatsinnehavaren ska beakta den geografiska spridningen och ekologiska krav hos sällsynta och hotade arter utanför skogsbruksenhetens gränser när beslut om åtgärder inom skogsbruksenheten ska fattas.</w:t>
+      </w:r>
+    </w:p>
+    <w:p>
+      <w:r>
+        <w:rPr>
+          <w:b/>
+        </w:rPr>
+        <w:t xml:space="preserve">6.4.3 </w:t>
+      </w:r>
+      <w:r>
+        <w:t>Bevarandeåtgärder genomförs för de kända förekomster av rödlistade arter som påverkas av skogsbruk.</w:t>
+      </w:r>
+    </w:p>
+    <w:p>
+      <w:pPr>
+        <w:pStyle w:val="ListBullet"/>
+      </w:pPr>
+      <w:r>
+        <w:rPr>
+          <w:b/>
+          <w:i/>
+        </w:rPr>
+        <w:t xml:space="preserve">Kommentar: </w:t>
       </w:r>
       <w:r>
         <w:rPr>
           <w:i/>
         </w:rPr>
-        <w:t xml:space="preserve"> 2320 Rissandhedar </w:t>
-      </w:r>
-      <w:r>
-        <w:t>(Nitare &amp; Skogsstyrelsen, 2019; SLU Artdatabanken, 2025).</w:t>
+        <w:t>I det avverkningsanmälda skogsområdet har 8 naturvårdsarter varav 1 rödlistade arter sina livsmiljöer och växtplatser.</w:t>
+      </w:r>
+    </w:p>
+    <w:p>
+      <w:pPr>
+        <w:pStyle w:val="Heading2"/>
+      </w:pPr>
+      <w:r>
+        <w:t>Ur Chain of Custody Certification (FSC-STD-40-004 ver 3.0)</w:t>
       </w:r>
     </w:p>
     <w:p>
@@ -419,53 +651,144 @@
         <w:rPr>
           <w:b/>
         </w:rPr>
-        <w:t>Spillkråka (§4)</w:t>
-      </w:r>
-      <w:r>
-        <w:t xml:space="preserve"> omfattas av bilaga 1 i EU:s fågeldirektiv och är typisk art för </w:t>
+        <w:t xml:space="preserve">1.3 </w:t>
+      </w:r>
+      <w:r>
+        <w:t xml:space="preserve">The organization shall commit to the FSC values as defined in FSC-POL-01-004 Policy for the Association of Organizations with FSC. </w:t>
+      </w:r>
+    </w:p>
+    <w:p>
+      <w:pPr>
+        <w:pStyle w:val="Heading2"/>
+      </w:pPr>
+      <w:r>
+        <w:t>Ur FSC:s policy för associerade organisationer (FSC-POL-01-004)</w:t>
+      </w:r>
+    </w:p>
+    <w:p>
+      <w:r>
+        <w:t xml:space="preserve">Som “Chain of Custody”-certifierad organisation är skogsbolaget bunden av de fastställda reglerna i Del 1 Punkt 1 c) i Policy för organisationer associerade med FSC (FSC-POL-01-004 V2-0 EN + SVE version 2012-03-02): </w:t>
+      </w:r>
+    </w:p>
+    <w:p>
+      <w:pPr>
+        <w:pStyle w:val="ListNumber"/>
+      </w:pPr>
+      <w:r>
+        <w:t>De organisationer FSC kan acceptera association med får inte direkt eller indirekt ha några kopplingar till nedanstående, oacceptabla aktiviteter:</w:t>
+      </w:r>
+    </w:p>
+    <w:p>
+      <w:pPr>
+        <w:ind w:left="357"/>
+      </w:pPr>
+      <w:r>
+        <w:t>a) Olaglig skogsavverkning och handel med olagligt avverkat virke eller skogsprodukter</w:t>
+      </w:r>
+    </w:p>
+    <w:p>
+      <w:pPr>
+        <w:ind w:left="357"/>
+      </w:pPr>
+      <w:r>
+        <w:t>...</w:t>
+      </w:r>
+    </w:p>
+    <w:p>
+      <w:pPr>
+        <w:ind w:left="357"/>
+      </w:pPr>
+      <w:r>
+        <w:t>c) Skogsbruk som förstör höga naturvärden</w:t>
+      </w:r>
+    </w:p>
+    <w:p>
+      <w:pPr>
+        <w:ind w:left="357"/>
+      </w:pPr>
+      <w:r>
+        <w:t>d) Betydande omvandling av skog till plantager eller annan, icke skoglig, markanvändning</w:t>
+      </w:r>
+    </w:p>
+    <w:p>
+      <w:pPr>
+        <w:pStyle w:val="ListBullet"/>
+      </w:pPr>
+      <w:r>
+        <w:rPr>
+          <w:b/>
+          <w:i/>
+        </w:rPr>
+        <w:t xml:space="preserve">Kommentar: </w:t>
       </w:r>
       <w:r>
         <w:rPr>
           <w:i/>
         </w:rPr>
-        <w:t xml:space="preserve">9010 Taiga </w:t>
-      </w:r>
-      <w:r>
-        <w:t>och</w:t>
+        <w:t>Avverkning av skog med höga naturvärden samt skada på fridlysta arter strider både mot FSC Controlled Wood-standarden och FSC:s policy for associerade organisationer.</w:t>
+      </w:r>
+    </w:p>
+    <w:p>
+      <w:pPr>
+        <w:pStyle w:val="Heading2"/>
+      </w:pPr>
+      <w:r>
+        <w:t>Ur FSC Controlled Wood (FSC-STD-40-005)</w:t>
+      </w:r>
+    </w:p>
+    <w:p>
+      <w:r>
+        <w:t>Virke som inte accepteras i FSC-märkta produkter (oacceptabelt ursprung) enligt FSC Controlled Wood (FSC-STD-40-005):</w:t>
+      </w:r>
+    </w:p>
+    <w:p>
+      <w:pPr>
+        <w:pStyle w:val="ListNumber"/>
+      </w:pPr>
+      <w:r>
+        <w:t>Illegalt avverkat virke.</w:t>
+      </w:r>
+    </w:p>
+    <w:p>
+      <w:pPr>
+        <w:pStyle w:val="ListNumber"/>
+      </w:pPr>
+      <w:r>
+        <w:t>...</w:t>
+      </w:r>
+    </w:p>
+    <w:p>
+      <w:pPr>
+        <w:pStyle w:val="ListNumber"/>
+      </w:pPr>
+      <w:r>
+        <w:t>Virke från avverkningar som hotar höga naturvärden.</w:t>
+      </w:r>
+    </w:p>
+    <w:p>
+      <w:pPr>
+        <w:pStyle w:val="ListNumber"/>
+      </w:pPr>
+      <w:r>
+        <w:t>Virke från skog som konverteras till plantager eller icke-skogligt bruk.</w:t>
+      </w:r>
+    </w:p>
+    <w:p>
+      <w:pPr>
+        <w:pStyle w:val="ListBullet"/>
+      </w:pPr>
+      <w:r>
+        <w:rPr>
+          <w:b/>
+          <w:i/>
+        </w:rPr>
+        <w:t xml:space="preserve">Kommentar: </w:t>
       </w:r>
       <w:r>
         <w:rPr>
           <w:i/>
         </w:rPr>
-        <w:t xml:space="preserve"> 9740 Skogsbevuxen myr</w:t>
-      </w:r>
-      <w:r>
-        <w:t>. Den behöver grova träd, främst tall, asp och bok som boträd. Skogsbruk med korta omloppstider och täta, homogena ungskogar utgör det största hotet. Spillkråka är en nyckelart i skogliga miljöer vars övergivna bohål utnyttjas av flera andra hålhäckande fågelarter och fladdermöss, däribland pärluggla (EN, §4), knipa (§4), salskrake (§4) och skogsduva (§4). Hökuggla (VU, §4) och slaguggla (§4) häckar ofta i högstubbar som brutits av i höjd med ett gammalt spillkråkebo (SLU Artdatabanken, 2026; Skogsstyrelsen, 2016).</w:t>
-      </w:r>
-    </w:p>
-    <w:p>
-      <w:r>
-        <w:rPr>
-          <w:b/>
-        </w:rPr>
-        <w:t>Tallbit (§4)</w:t>
-      </w:r>
-      <w:r>
-        <w:t xml:space="preserve"> ställer höga krav på sin livsmiljö och permanent förekomst av häckande tallbit finns huvudsakligen i gammal grandominerad barrblandskog av naturskogskaraktär. Reviren är relativt stora (12–75 hektar) och arten saknas i områden med storskaligt skogsbruk med hög andel stora hyggen och täta ungskogar. Områden med dokumenterad permanent förekomst har vanligtvis så stora naturvärden att skogsbruk är olämpligt. Tallbit är typisk art för </w:t>
-      </w:r>
-      <w:r>
-        <w:rPr>
-          <w:i/>
-        </w:rPr>
-        <w:t>9010 Taiga</w:t>
-      </w:r>
-      <w:r>
-        <w:t xml:space="preserve"> (SLU Artdatabanken, 2026; Skogsstyrelsen, 2016). Observationer av tallbit i naturskog eller under häckningstid måste alltid utredas.</w:t>
-      </w:r>
-    </w:p>
-    <w:p>
-      <w:r>
-        <w:t>I BILAGA 1 finns mer detaljerad information om ekologi samt krav på livsmiljö hos fridlysta arter.</w:t>
+        <w:t>Avverkning av skog med höga naturvärden samt skada på fridlysta arter strider både mot FSC Controlled Wood-standarden och FSC:s policy for associerade organisationer.</w:t>
       </w:r>
     </w:p>
     <w:p>
@@ -473,7 +796,79 @@
         <w:pStyle w:val="Heading1"/>
       </w:pPr>
       <w:r>
-        <w:t>Certifiering</w:t>
+        <w:t>Ur PEFC-standarden gällande lagefterlevnad</w:t>
+      </w:r>
+    </w:p>
+    <w:p>
+      <w:r>
+        <w:t>PEFC-standarden förutsätter att tillämplig svensk lagstiftning följs. Det är utsedd tillsynsmyndighet som ansvarar för tillsyn av lagens efterlevnad. PEFC-standarden återger innehållet i vissa certifieringskritiska lag- och föreskriftskrav vilka ska ingå i granskning av PEFC-systemets efterlevnad.</w:t>
+      </w:r>
+    </w:p>
+    <w:p>
+      <w:pPr>
+        <w:pStyle w:val="ListBullet"/>
+      </w:pPr>
+      <w:r>
+        <w:rPr>
+          <w:b/>
+          <w:i/>
+        </w:rPr>
+        <w:t xml:space="preserve">Kommentar: </w:t>
+      </w:r>
+      <w:r>
+        <w:rPr>
+          <w:i/>
+        </w:rPr>
+        <w:t>I den avverkningsanmälda skogen har fridlysta arter sina livsmiljöer och växtplatser. Att skada de fridlysta arternas livsmiljöer, växtplatser eller ekologiska funktion är inte tillåtet enligt artskyddsförordningen</w:t>
+      </w:r>
+    </w:p>
+    <w:p>
+      <w:r>
+        <w:br w:type="page"/>
+      </w:r>
+    </w:p>
+    <w:p>
+      <w:pPr>
+        <w:pStyle w:val="Title"/>
+      </w:pPr>
+      <w:r>
+        <w:t>BILAGA 1 – Fridlysta arter</w:t>
+      </w:r>
+    </w:p>
+    <w:p>
+      <w:pPr>
+        <w:pStyle w:val="Heading1"/>
+      </w:pPr>
+      <w:r>
+        <w:t>Spillkråka – ekologi samt krav på livsmiljön</w:t>
+      </w:r>
+    </w:p>
+    <w:p>
+      <w:r>
+        <w:t xml:space="preserve">Spillkråka (§4) ingår i bilaga 1 EU:s fågeldirektiv och är typisk art för </w:t>
+      </w:r>
+      <w:r>
+        <w:rPr>
+          <w:i/>
+        </w:rPr>
+        <w:t xml:space="preserve">9010 Taiga </w:t>
+      </w:r>
+      <w:r>
+        <w:t>och</w:t>
+      </w:r>
+      <w:r>
+        <w:rPr>
+          <w:i/>
+        </w:rPr>
+        <w:t xml:space="preserve"> 9740 Skogsbevuxen myr</w:t>
+      </w:r>
+      <w:r>
+        <w:t>. Den lever i både barr- och blandskog liksom i ren lövskog. De tätaste populationerna tenderar att finnas i äldre, variationsrik blandskog med gott om död ved och gamla träd. Varje par utnyttjar 400–1000 hektar skog beroende på skogens kvalitet. Skogsbruk med korta omloppstider och täta, homogena ungskogar utgör det största hotet (SLU Artdatabanken, 2026).</w:t>
+      </w:r>
+    </w:p>
+    <w:p>
+      <w:r>
+        <w:t>Spillkråka är en nyckelart i skogliga miljöer vars övergivna bohål utnyttjas av flera andra hålhäckande fågelarter och fladdermöss, däribland pärluggla (EN, §4), knipa (§4), salskrake (§4) och skogsduva (§4). Hökuggla (VU, §4) och slaguggla (§4) häckar ofta i högstubbar som brutits av i höjd med ett gammalt spillkråkebo (Skogsstyrelsen, 2016).</w:t>
       </w:r>
     </w:p>
     <w:p>
@@ -481,100 +876,67 @@
         <w:pStyle w:val="Heading2"/>
       </w:pPr>
       <w:r>
-        <w:t>Ur FSC-standarden</w:t>
+        <w:t>Referenser – spillkråka</w:t>
       </w:r>
     </w:p>
     <w:p>
       <w:r>
+        <w:t xml:space="preserve">Skogsstyrelsen, 2016. </w:t>
+      </w:r>
+      <w:r>
         <w:rPr>
-          <w:b/>
+          <w:i/>
         </w:rPr>
-        <w:t xml:space="preserve">PRINCIP 1: LAGEFTERLEVNAD: </w:t>
-      </w:r>
-      <w:r>
-        <w:t>Certifikatsinnehavaren ska följa alla tillämpliga lagar, förordningar och nationellt ratificerade internationella avtal, konventioner och överenskommelser.</w:t>
+        <w:t xml:space="preserve">Vägledning för hänsyn till spillkråka. </w:t>
+      </w:r>
+      <w:r>
+        <w:t>Vägledningar och kunskapsstöd artskydd – Skogsstyrelsen.</w:t>
       </w:r>
     </w:p>
     <w:p>
       <w:r>
+        <w:t xml:space="preserve">SLU Artdatabanken, 2026. </w:t>
+      </w:r>
+      <w:r>
         <w:rPr>
-          <w:b/>
+          <w:i/>
         </w:rPr>
-        <w:t xml:space="preserve">1.3.1 </w:t>
-      </w:r>
-      <w:r>
-        <w:t>Tillämpliga lagar och föreskrifter för brukandet av skogen följs.</w:t>
+        <w:t xml:space="preserve">Artfaktablad. Naturvård – artfakta. </w:t>
+      </w:r>
+      <w:r>
+        <w:t>SLU Artdatabanken, Uppsala.</w:t>
       </w:r>
     </w:p>
     <w:p>
       <w:pPr>
-        <w:pStyle w:val="ListBullet"/>
+        <w:pStyle w:val="Heading1"/>
       </w:pPr>
       <w:r>
-        <w:rPr>
-          <w:b/>
-          <w:i/>
-        </w:rPr>
-        <w:t xml:space="preserve">Kommentar: </w:t>
-      </w:r>
-      <w:r>
-        <w:t>I den avverkningsanmälda skogen har fridlysta arter sina livsmiljöer och växtplatser. Att skada de fridlysta arternas livsmiljöer, växtplatser eller ekologiska funktion är inte tillåtet enligt artskyddsförordningen.</w:t>
+        <w:t>Tallbit – ekologi samt krav på livsmiljön</w:t>
+      </w:r>
+    </w:p>
+    <w:p>
+      <w:r>
+        <w:t xml:space="preserve">Tallbit (§4) är typisk art för </w:t>
       </w:r>
       <w:r>
         <w:rPr>
           <w:i/>
         </w:rPr>
-        <w:t xml:space="preserve"> EU:s medlemsländer och skogsbolag är skyldiga att agera i enlighet med EU:s fågeldirektiv där det uttryckligen står att direktivet gäller för fåglar samt för deras ägg, bon och </w:t>
-      </w:r>
-      <w:r>
-        <w:rPr>
-          <w:b/>
-          <w:i/>
-        </w:rPr>
-        <w:t xml:space="preserve">livsmiljöer </w:t>
-      </w:r>
-      <w:r>
-        <w:t>(artikel 1). Vidare att de åtgärder som vidtas inte får leda till en försämring av den nuvarande situationen beträffande bevarandet av de fågelarter som avses i artikel 1 (artikel 13).</w:t>
+        <w:t>9010 Taiga</w:t>
+      </w:r>
+      <w:r>
+        <w:t xml:space="preserve"> och prioriterad art enligt Skogsvårdslagen. Den förekommer från norra Dalarna och norrut genom de inre delarna av Norrland, norrut till norra Norrbotten. Tallbiten ställer höga krav på sin livsmiljö och permanent förekomst av häckande tallbit finns huvudsakligen i gammal grandominerad barrblandskog av naturskogskaraktär med inslag av björk, gråal, rönn och viden, påfallande ofta i områden med inslag av myrmark och små vattendrag. Reviren är relativt stora (12–75 hektar enligt befintliga studier) och arten saknas i områden med storskaligt skogsbruk med hög andel stora hyggen och täta ungskogar. Områden med dokumenterad permanent förekomst har ofta så stora naturvärden att skogsbruk är olämpligt (SLU Artdatabanken, 2026; Skogsstyrelsen, 2016).</w:t>
       </w:r>
     </w:p>
     <w:p>
       <w:r>
-        <w:rPr>
-          <w:b/>
-        </w:rPr>
-        <w:t xml:space="preserve">6.4 </w:t>
-      </w:r>
-      <w:r>
-        <w:t>Certifikatsinnehavaren ska skydda sällsynta arter och hotade arter samt deras livsmiljöer inom skogsbruksenheten. Det ska ske genom avsättningar, andra skyddade områden och genom att skapa konnektivitet och/eller genom andra direkta åtgärder som gynnar dessa arters överlevnad och livskraft. Åtgärderna ska stå i förhållande till brukandets skala, intensitet och risk, samt till sällsynta och hotade arters bevarandestatus och ekologiska krav. Certifikatsinnehavaren ska beakta den geografiska spridningen och ekologiska krav hos sällsynta och hotade arter utanför skogsbruksenhetens gränser när beslut om åtgärder inom skogsbruksenheten ska fattas.</w:t>
+        <w:t>Arealerna grandominerad naturskog har i stora delar av landet blivit allt för små, och bestånden är dessutom i många fall allt för isolerade, för att kunna upprätthålla stabila populationer. Omdaningen av naturskogsartad skog till produktionsskog medför en förlust av viktiga häckningsmiljöer, något som förstärks av ökad fragmentering av kvarvarande naturskogsartade bestånd. Områden med dokumenterad permanent förekomst i naturskogsmiljöer kan ha så stora naturvärden att de bör bli föremål för områdesskydd eller naturvårdsavsättningar (Skogsstyrelsen, 2016).</w:t>
       </w:r>
     </w:p>
     <w:p>
       <w:r>
-        <w:rPr>
-          <w:b/>
-        </w:rPr>
-        <w:t xml:space="preserve">6.4.3 </w:t>
-      </w:r>
-      <w:r>
-        <w:t>Bevarandeåtgärder genomförs för de kända förekomster av rödlistade arter som påverkas av skogsbruk.</w:t>
-      </w:r>
-    </w:p>
-    <w:p>
-      <w:pPr>
-        <w:pStyle w:val="ListBullet"/>
-      </w:pPr>
-      <w:r>
-        <w:rPr>
-          <w:b/>
-          <w:i/>
-        </w:rPr>
-        <w:t xml:space="preserve">Kommentar: </w:t>
-      </w:r>
-      <w:r>
-        <w:rPr>
-          <w:i/>
-        </w:rPr>
-        <w:t>I det avverkningsanmälda skogsområdet har 6 naturvårdsarter varav 3 rödlistade arter sina livsmiljöer och växtplatser.</w:t>
+        <w:t>Tallbiten flyttar normalt endast begränsade sträckor inom norra barrskogsregionen och de flesta vintrar ses den endast i mycket liten omfattning utanför häckningsområdet. Med långa och oregelbundna mellanrum uppträder tallbiten invasionsaktigt och i samband med sådana rörelser kan den observeras i stora delar av Sverige (SLU Artdatabanken, 2026).</w:t>
       </w:r>
     </w:p>
     <w:p>
@@ -582,18 +944,68 @@
         <w:pStyle w:val="Heading2"/>
       </w:pPr>
       <w:r>
-        <w:t>Ur Chain of Custody Certification (FSC-STD-40-004 ver 3.0)</w:t>
+        <w:t>Referenser – tallbit</w:t>
       </w:r>
     </w:p>
     <w:p>
       <w:r>
+        <w:t xml:space="preserve">Skogsstyrelsen, 2016. </w:t>
+      </w:r>
+      <w:r>
         <w:rPr>
-          <w:b/>
+          <w:i/>
         </w:rPr>
-        <w:t xml:space="preserve">1.3 </w:t>
-      </w:r>
-      <w:r>
-        <w:t xml:space="preserve">The organization shall commit to the FSC values as defined in FSC-POL-01-004 Policy for the Association of Organizations with FSC. </w:t>
+        <w:t xml:space="preserve">Vägledning för hänsyn till tallbit. </w:t>
+      </w:r>
+      <w:r>
+        <w:t>Vägledningar och kunskapsstöd artskydd - Skogsstyrelsen</w:t>
+      </w:r>
+    </w:p>
+    <w:p>
+      <w:r>
+        <w:t>SLU Artdatabanken, 2026.</w:t>
+      </w:r>
+      <w:r>
+        <w:rPr>
+          <w:i/>
+        </w:rPr>
+        <w:t xml:space="preserve"> Artfakta: tallbit (Pinicola enucleator).</w:t>
+      </w:r>
+    </w:p>
+    <w:p>
+      <w:pPr>
+        <w:pStyle w:val="Heading1"/>
+      </w:pPr>
+      <w:r>
+        <w:t>Tjäder – ekologi samt krav på livsmiljön</w:t>
+      </w:r>
+    </w:p>
+    <w:p>
+      <w:r>
+        <w:t xml:space="preserve">Tjäder (§4) omfattas av bilaga 1 och 2 EU:s fågeldirektiv och är typisk art för </w:t>
+      </w:r>
+      <w:r>
+        <w:rPr>
+          <w:i/>
+        </w:rPr>
+        <w:t xml:space="preserve">9010 Taiga </w:t>
+      </w:r>
+      <w:r>
+        <w:t xml:space="preserve">och </w:t>
+      </w:r>
+      <w:r>
+        <w:rPr>
+          <w:i/>
+        </w:rPr>
+        <w:t>9740 Skogsbevuxen myr</w:t>
+      </w:r>
+      <w:r>
+        <w:t>. Tjädern är en utpräglad skogsfågel knuten till större sammanhängande barrskogsområden. Tupparna och hönorna utnyttjar till viss del olika miljöer, och habitatvalet varierar dessutom mellan olika delar av året. För att det ska finnas livskraftiga tjäderbestånd krävs funktionella skogslandskap med en blandning av uppvuxen, gles och luckig skog, täta sumpskogar, myrar och andra små våtmarker (Skogsstyrelsen, 2019; SLU Artdatabanken 2024).</w:t>
+      </w:r>
+    </w:p>
+    <w:p>
+      <w:r>
+        <w:t>Arten försvinner när skogen fragmenteras och den sammanlagda arealen hyggen och andra öppna områden blir för stor. Ett småskaligt och försiktigt virkesuttag genom hyggesfria metoder kan i vissa fall vara möjligt i området inom 200 m från lekcentrum. Längre ut från lekcentrum, inom 200–500 m bör den avverkade ytan inte överskrida 1 hektar för att undvika alltför stora och snabba förändringar (Skogsstyrelsen, 2019).</w:t>
       </w:r>
     </w:p>
     <w:p>
@@ -601,240 +1013,23 @@
         <w:pStyle w:val="Heading2"/>
       </w:pPr>
       <w:r>
-        <w:t>Ur FSC:s policy för associerade organisationer (FSC-POL-01-004)</w:t>
+        <w:t>Referenser – tjäder</w:t>
       </w:r>
     </w:p>
     <w:p>
       <w:r>
-        <w:t xml:space="preserve">Som “Chain of Custody”-certifierad organisation är skogsbolaget bunden av de fastställda reglerna i Del 1 Punkt 1 c) i Policy för organisationer associerade med FSC (FSC-POL-01-004 V2-0 EN + SVE version 2012-03-02): </w:t>
-      </w:r>
-    </w:p>
-    <w:p>
-      <w:pPr>
-        <w:pStyle w:val="ListNumber"/>
-      </w:pPr>
-      <w:r>
-        <w:t>De organisationer FSC kan acceptera association med får inte direkt eller indirekt ha några kopplingar till nedanstående, oacceptabla aktiviteter:</w:t>
-      </w:r>
-    </w:p>
-    <w:p>
-      <w:pPr>
-        <w:ind w:left="357"/>
-      </w:pPr>
-      <w:r>
-        <w:t>a) Olaglig skogsavverkning och handel med olagligt avverkat virke eller skogsprodukter</w:t>
-      </w:r>
-    </w:p>
-    <w:p>
-      <w:pPr>
-        <w:ind w:left="357"/>
-      </w:pPr>
-      <w:r>
-        <w:t>...</w:t>
-      </w:r>
-    </w:p>
-    <w:p>
-      <w:pPr>
-        <w:ind w:left="357"/>
-      </w:pPr>
-      <w:r>
-        <w:t>c) Skogsbruk som förstör höga naturvärden</w:t>
-      </w:r>
-    </w:p>
-    <w:p>
-      <w:pPr>
-        <w:ind w:left="357"/>
-      </w:pPr>
-      <w:r>
-        <w:t>d) Betydande omvandling av skog till plantager eller annan, icke skoglig, markanvändning</w:t>
-      </w:r>
-    </w:p>
-    <w:p>
-      <w:pPr>
-        <w:pStyle w:val="ListBullet"/>
-      </w:pPr>
-      <w:r>
-        <w:rPr>
-          <w:b/>
-          <w:i/>
-        </w:rPr>
-        <w:t xml:space="preserve">Kommentar: </w:t>
+        <w:t xml:space="preserve">Skogsstyrelsen, 2019. </w:t>
       </w:r>
       <w:r>
         <w:rPr>
           <w:i/>
         </w:rPr>
-        <w:t>Avverkning av skog med höga naturvärden samt skada på fridlysta arter strider både mot FSC Controlled Wood-standarden och FSC:s policy for associerade organisationer.</w:t>
+        <w:t>Vägledning för hänsyn till fåglar – tjäder.</w:t>
       </w:r>
     </w:p>
     <w:p>
-      <w:pPr>
-        <w:pStyle w:val="Heading2"/>
-      </w:pPr>
-      <w:r>
-        <w:t>Ur FSC Controlled Wood (FSC-STD-40-005)</w:t>
-      </w:r>
-    </w:p>
-    <w:p>
-      <w:r>
-        <w:t>Virke som inte accepteras i FSC-märkta produkter (oacceptabelt ursprung) enligt FSC Controlled Wood (FSC-STD-40-005):</w:t>
-      </w:r>
-    </w:p>
-    <w:p>
-      <w:pPr>
-        <w:pStyle w:val="ListNumber"/>
-      </w:pPr>
-      <w:r>
-        <w:t>Illegalt avverkat virke.</w:t>
-      </w:r>
-    </w:p>
-    <w:p>
-      <w:pPr>
-        <w:pStyle w:val="ListNumber"/>
-      </w:pPr>
-      <w:r>
-        <w:t>...</w:t>
-      </w:r>
-    </w:p>
-    <w:p>
-      <w:pPr>
-        <w:pStyle w:val="ListNumber"/>
-      </w:pPr>
-      <w:r>
-        <w:t>Virke från avverkningar som hotar höga naturvärden.</w:t>
-      </w:r>
-    </w:p>
-    <w:p>
-      <w:pPr>
-        <w:pStyle w:val="ListNumber"/>
-      </w:pPr>
-      <w:r>
-        <w:t>Virke från skog som konverteras till plantager eller icke-skogligt bruk.</w:t>
-      </w:r>
-    </w:p>
-    <w:p>
-      <w:pPr>
-        <w:pStyle w:val="ListBullet"/>
-      </w:pPr>
-      <w:r>
-        <w:rPr>
-          <w:b/>
-          <w:i/>
-        </w:rPr>
-        <w:t xml:space="preserve">Kommentar: </w:t>
-      </w:r>
-      <w:r>
-        <w:rPr>
-          <w:i/>
-        </w:rPr>
-        <w:t>Avverkning av skog med höga naturvärden samt skada på fridlysta arter strider både mot FSC Controlled Wood-standarden och FSC:s policy for associerade organisationer.</w:t>
-      </w:r>
-    </w:p>
-    <w:p>
-      <w:pPr>
-        <w:pStyle w:val="Heading1"/>
-      </w:pPr>
-      <w:r>
-        <w:t>Ur PEFC-standarden gällande lagefterlevnad</w:t>
-      </w:r>
-    </w:p>
-    <w:p>
-      <w:r>
-        <w:t>PEFC-standarden förutsätter att tillämplig svensk lagstiftning följs. Det är utsedd tillsynsmyndighet som ansvarar för tillsyn av lagens efterlevnad. PEFC-standarden återger innehållet i vissa certifieringskritiska lag- och föreskriftskrav vilka ska ingå i granskning av PEFC-systemets efterlevnad.</w:t>
-      </w:r>
-    </w:p>
-    <w:p>
-      <w:pPr>
-        <w:pStyle w:val="ListBullet"/>
-      </w:pPr>
-      <w:r>
-        <w:rPr>
-          <w:b/>
-          <w:i/>
-        </w:rPr>
-        <w:t xml:space="preserve">Kommentar: </w:t>
-      </w:r>
-      <w:r>
-        <w:rPr>
-          <w:i/>
-        </w:rPr>
-        <w:t>I den avverkningsanmälda skogen har fridlysta arter sina livsmiljöer och växtplatser. Att skada de fridlysta arternas livsmiljöer, växtplatser eller ekologiska funktion är inte tillåtet enligt artskyddsförordningen</w:t>
-      </w:r>
-    </w:p>
-    <w:p>
-      <w:r>
-        <w:br w:type="page"/>
-      </w:r>
-    </w:p>
-    <w:p>
-      <w:pPr>
-        <w:pStyle w:val="Title"/>
-      </w:pPr>
-      <w:r>
-        <w:t>BILAGA 1 – Fridlysta arter</w:t>
-      </w:r>
-    </w:p>
-    <w:p>
-      <w:pPr>
-        <w:pStyle w:val="Heading1"/>
-      </w:pPr>
-      <w:r>
-        <w:t>Spillkråka – ekologi samt krav på livsmiljön</w:t>
-      </w:r>
-    </w:p>
-    <w:p>
-      <w:r>
-        <w:t xml:space="preserve">Spillkråka (§4) ingår i bilaga 1 EU:s fågeldirektiv och är typisk art för </w:t>
-      </w:r>
-      <w:r>
-        <w:rPr>
-          <w:i/>
-        </w:rPr>
-        <w:t xml:space="preserve">9010 Taiga </w:t>
-      </w:r>
-      <w:r>
-        <w:t>och</w:t>
-      </w:r>
-      <w:r>
-        <w:rPr>
-          <w:i/>
-        </w:rPr>
-        <w:t xml:space="preserve"> 9740 Skogsbevuxen myr</w:t>
-      </w:r>
-      <w:r>
-        <w:t>. Den lever i både barr- och blandskog liksom i ren lövskog. De tätaste populationerna tenderar att finnas i äldre, variationsrik blandskog med gott om död ved och gamla träd. Varje par utnyttjar 400–1000 hektar skog beroende på skogens kvalitet. Skogsbruk med korta omloppstider och täta, homogena ungskogar utgör det största hotet (SLU Artdatabanken, 2026).</w:t>
-      </w:r>
-    </w:p>
-    <w:p>
-      <w:r>
-        <w:t>Spillkråka är en nyckelart i skogliga miljöer vars övergivna bohål utnyttjas av flera andra hålhäckande fågelarter och fladdermöss, däribland pärluggla (EN, §4), knipa (§4), salskrake (§4) och skogsduva (§4). Hökuggla (VU, §4) och slaguggla (§4) häckar ofta i högstubbar som brutits av i höjd med ett gammalt spillkråkebo (Skogsstyrelsen, 2016).</w:t>
-      </w:r>
-    </w:p>
-    <w:p>
-      <w:pPr>
-        <w:pStyle w:val="Heading2"/>
-      </w:pPr>
-      <w:r>
-        <w:t>Referenser – spillkråka</w:t>
-      </w:r>
-    </w:p>
-    <w:p>
-      <w:r>
-        <w:t xml:space="preserve">Skogsstyrelsen, 2016. </w:t>
-      </w:r>
-      <w:r>
-        <w:rPr>
-          <w:i/>
-        </w:rPr>
-        <w:t xml:space="preserve">Vägledning för hänsyn till spillkråka. </w:t>
-      </w:r>
-      <w:r>
-        <w:t>Vägledningar och kunskapsstöd artskydd – Skogsstyrelsen.</w:t>
-      </w:r>
-    </w:p>
-    <w:p>
-      <w:r>
-        <w:t xml:space="preserve">SLU Artdatabanken, 2026. </w:t>
+      <w:r>
+        <w:t xml:space="preserve">SLU Artdatabanken, 2024. </w:t>
       </w:r>
       <w:r>
         <w:rPr>
@@ -843,72 +1038,7 @@
         <w:t xml:space="preserve">Artfaktablad. Naturvård – artfakta. </w:t>
       </w:r>
       <w:r>
-        <w:t>SLU Artdatabanken, Uppsala.</w:t>
-      </w:r>
-    </w:p>
-    <w:p>
-      <w:pPr>
-        <w:pStyle w:val="Heading1"/>
-      </w:pPr>
-      <w:r>
-        <w:t>Tallbit – ekologi samt krav på livsmiljön</w:t>
-      </w:r>
-    </w:p>
-    <w:p>
-      <w:r>
-        <w:t xml:space="preserve">Tallbit (§4) är typisk art för </w:t>
-      </w:r>
-      <w:r>
-        <w:rPr>
-          <w:i/>
-        </w:rPr>
-        <w:t>9010 Taiga</w:t>
-      </w:r>
-      <w:r>
-        <w:t xml:space="preserve"> och prioriterad art enligt Skogsvårdslagen. Den förekommer från norra Dalarna och norrut genom de inre delarna av Norrland, norrut till norra Norrbotten. Tallbiten ställer höga krav på sin livsmiljö och permanent förekomst av häckande tallbit finns huvudsakligen i gammal grandominerad barrblandskog av naturskogskaraktär med inslag av björk, gråal, rönn och viden, påfallande ofta i områden med inslag av myrmark och små vattendrag. Reviren är relativt stora (12–75 hektar enligt befintliga studier) och arten saknas i områden med storskaligt skogsbruk med hög andel stora hyggen och täta ungskogar. Områden med dokumenterad permanent förekomst har ofta så stora naturvärden att skogsbruk är olämpligt (SLU Artdatabanken, 2026; Skogsstyrelsen, 2016).</w:t>
-      </w:r>
-    </w:p>
-    <w:p>
-      <w:r>
-        <w:t>Arealerna grandominerad naturskog har i stora delar av landet blivit allt för små, och bestånden är dessutom i många fall allt för isolerade, för att kunna upprätthålla stabila populationer. Omdaningen av naturskogsartad skog till produktionsskog medför en förlust av viktiga häckningsmiljöer, något som förstärks av ökad fragmentering av kvarvarande naturskogsartade bestånd. Områden med dokumenterad permanent förekomst i naturskogsmiljöer kan ha så stora naturvärden att de bör bli föremål för områdesskydd eller naturvårdsavsättningar (Skogsstyrelsen, 2016).</w:t>
-      </w:r>
-    </w:p>
-    <w:p>
-      <w:r>
-        <w:t>Tallbiten flyttar normalt endast begränsade sträckor inom norra barrskogsregionen och de flesta vintrar ses den endast i mycket liten omfattning utanför häckningsområdet. Med långa och oregelbundna mellanrum uppträder tallbiten invasionsaktigt och i samband med sådana rörelser kan den observeras i stora delar av Sverige (SLU Artdatabanken, 2026).</w:t>
-      </w:r>
-    </w:p>
-    <w:p>
-      <w:pPr>
-        <w:pStyle w:val="Heading2"/>
-      </w:pPr>
-      <w:r>
-        <w:t>Referenser – tallbit</w:t>
-      </w:r>
-    </w:p>
-    <w:p>
-      <w:r>
-        <w:t xml:space="preserve">Skogsstyrelsen, 2016. </w:t>
-      </w:r>
-      <w:r>
-        <w:rPr>
-          <w:i/>
-        </w:rPr>
-        <w:t xml:space="preserve">Vägledning för hänsyn till tallbit. </w:t>
-      </w:r>
-      <w:r>
-        <w:t>Vägledningar och kunskapsstöd artskydd - Skogsstyrelsen</w:t>
-      </w:r>
-    </w:p>
-    <w:p>
-      <w:r>
-        <w:t>SLU Artdatabanken, 2026.</w:t>
-      </w:r>
-      <w:r>
-        <w:rPr>
-          <w:i/>
-        </w:rPr>
-        <w:t xml:space="preserve"> Artfakta: tallbit (Pinicola enucleator).</w:t>
+        <w:t>SLU Artdatabanken, Uppsala</w:t>
       </w:r>
     </w:p>
     <w:sectPr>
@@ -929,7 +1059,7 @@
 </file>
 
 <file path=word/endnotes.xml><?xml version="1.0" encoding="utf-8"?>
-<w:endnotes xmlns:wpc="http://schemas.microsoft.com/office/word/2010/wordprocessingCanvas" xmlns:cx="http://schemas.microsoft.com/office/drawing/2014/chartex" xmlns:cx1="http://schemas.microsoft.com/office/drawing/2015/9/8/chartex" xmlns:cx2="http://schemas.microsoft.com/office/drawing/2015/10/21/chartex" xmlns:cx3="http://schemas.microsoft.com/office/drawing/2016/5/9/chartex" xmlns:cx4="http://schemas.microsoft.com/office/drawing/2016/5/10/chartex" xmlns:cx5="http://schemas.microsoft.com/office/drawing/2016/5/11/chartex" xmlns:cx6="http://schemas.microsoft.com/office/drawing/2016/5/12/chartex" xmlns:cx7="http://schemas.microsoft.com/office/drawing/2016/5/13/chartex" xmlns:cx8="http://schemas.microsoft.com/office/drawing/2016/5/14/chartex" xmlns:mc="http://schemas.openxmlformats.org/markup-compatibility/2006" xmlns:aink="http://schemas.microsoft.com/office/drawing/2016/ink" xmlns:am3d="http://schemas.microsoft.com/office/drawing/2017/model3d" xmlns:o="urn:schemas-microsoft-com:office:office" xmlns:oel="http://schemas.microsoft.com/office/2019/extlst" xmlns:r="http://schemas.openxmlformats.org/officeDocument/2006/relationships" xmlns:m="http://schemas.openxmlformats.org/officeDocument/2006/math" xmlns:v="urn:schemas-microsoft-com:vml" xmlns:wp14="http://schemas.microsoft.com/office/word/2010/wordprocessingDrawing" xmlns:wp="http://schemas.openxmlformats.org/drawingml/2006/wordprocessingDrawing" xmlns:w10="urn:schemas-microsoft-com:office:word" xmlns:w="http://schemas.openxmlformats.org/wordprocessingml/2006/main" xmlns:w14="http://schemas.microsoft.com/office/word/2010/wordml" xmlns:w15="http://schemas.microsoft.com/office/word/2012/wordml" xmlns:w16cex="http://schemas.microsoft.com/office/word/2018/wordml/cex" xmlns:w16cid="http://schemas.microsoft.com/office/word/2016/wordml/cid" xmlns:w16="http://schemas.microsoft.com/office/word/2018/wordml" xmlns:w16sdtdh="http://schemas.microsoft.com/office/word/2020/wordml/sdtdatahash" xmlns:w16se="http://schemas.microsoft.com/office/word/2015/wordml/symex" xmlns:wpg="http://schemas.microsoft.com/office/word/2010/wordprocessingGroup" xmlns:wpi="http://schemas.microsoft.com/office/word/2010/wordprocessingInk" xmlns:wne="http://schemas.microsoft.com/office/word/2006/wordml" xmlns:wps="http://schemas.microsoft.com/office/word/2010/wordprocessingShape" mc:Ignorable="w14 w15 w16se w16cid w16 w16cex w16sdtdh wp14">
+<w:endnotes xmlns:wpc="http://schemas.microsoft.com/office/word/2010/wordprocessingCanvas" xmlns:cx="http://schemas.microsoft.com/office/drawing/2014/chartex" xmlns:cx1="http://schemas.microsoft.com/office/drawing/2015/9/8/chartex" xmlns:cx2="http://schemas.microsoft.com/office/drawing/2015/10/21/chartex" xmlns:cx3="http://schemas.microsoft.com/office/drawing/2016/5/9/chartex" xmlns:cx4="http://schemas.microsoft.com/office/drawing/2016/5/10/chartex" xmlns:cx5="http://schemas.microsoft.com/office/drawing/2016/5/11/chartex" xmlns:cx6="http://schemas.microsoft.com/office/drawing/2016/5/12/chartex" xmlns:cx7="http://schemas.microsoft.com/office/drawing/2016/5/13/chartex" xmlns:cx8="http://schemas.microsoft.com/office/drawing/2016/5/14/chartex" xmlns:mc="http://schemas.openxmlformats.org/markup-compatibility/2006" xmlns:aink="http://schemas.microsoft.com/office/drawing/2016/ink" xmlns:am3d="http://schemas.microsoft.com/office/drawing/2017/model3d" xmlns:o="urn:schemas-microsoft-com:office:office" xmlns:oel="http://schemas.microsoft.com/office/2019/extlst" xmlns:r="http://schemas.openxmlformats.org/officeDocument/2006/relationships" xmlns:m="http://schemas.openxmlformats.org/officeDocument/2006/math" xmlns:v="urn:schemas-microsoft-com:vml" xmlns:wp14="http://schemas.microsoft.com/office/word/2010/wordprocessingDrawing" xmlns:wp="http://schemas.openxmlformats.org/drawingml/2006/wordprocessingDrawing" xmlns:w10="urn:schemas-microsoft-com:office:word" xmlns:w="http://schemas.openxmlformats.org/wordprocessingml/2006/main" xmlns:w14="http://schemas.microsoft.com/office/word/2010/wordml" xmlns:w15="http://schemas.microsoft.com/office/word/2012/wordml" xmlns:w16cex="http://schemas.microsoft.com/office/word/2018/wordml/cex" xmlns:w16cid="http://schemas.microsoft.com/office/word/2016/wordml/cid" xmlns:w16="http://schemas.microsoft.com/office/word/2018/wordml" xmlns:w16du="http://schemas.microsoft.com/office/word/2023/wordml/word16du" xmlns:w16sdtdh="http://schemas.microsoft.com/office/word/2020/wordml/sdtdatahash" xmlns:w16sdtfl="http://schemas.microsoft.com/office/word/2024/wordml/sdtformatlock" xmlns:w16se="http://schemas.microsoft.com/office/word/2015/wordml/symex" xmlns:wpg="http://schemas.microsoft.com/office/word/2010/wordprocessingGroup" xmlns:wpi="http://schemas.microsoft.com/office/word/2010/wordprocessingInk" xmlns:wne="http://schemas.microsoft.com/office/word/2006/wordml" xmlns:wps="http://schemas.microsoft.com/office/word/2010/wordprocessingShape" mc:Ignorable="w14 w15 w16se w16cid w16 w16cex w16sdtdh w16sdtfl w16du wp14">
   <w:endnote w:type="separator" w:id="-1">
     <w:p>
       <w:pPr>
@@ -954,7 +1084,7 @@
 </file>
 
 <file path=word/footer1.xml><?xml version="1.0" encoding="utf-8"?>
-<w:ftr xmlns:wpc="http://schemas.microsoft.com/office/word/2010/wordprocessingCanvas" xmlns:cx="http://schemas.microsoft.com/office/drawing/2014/chartex" xmlns:cx1="http://schemas.microsoft.com/office/drawing/2015/9/8/chartex" xmlns:cx2="http://schemas.microsoft.com/office/drawing/2015/10/21/chartex" xmlns:cx3="http://schemas.microsoft.com/office/drawing/2016/5/9/chartex" xmlns:cx4="http://schemas.microsoft.com/office/drawing/2016/5/10/chartex" xmlns:cx5="http://schemas.microsoft.com/office/drawing/2016/5/11/chartex" xmlns:cx6="http://schemas.microsoft.com/office/drawing/2016/5/12/chartex" xmlns:cx7="http://schemas.microsoft.com/office/drawing/2016/5/13/chartex" xmlns:cx8="http://schemas.microsoft.com/office/drawing/2016/5/14/chartex" xmlns:mc="http://schemas.openxmlformats.org/markup-compatibility/2006" xmlns:aink="http://schemas.microsoft.com/office/drawing/2016/ink" xmlns:am3d="http://schemas.microsoft.com/office/drawing/2017/model3d" xmlns:o="urn:schemas-microsoft-com:office:office" xmlns:oel="http://schemas.microsoft.com/office/2019/extlst" xmlns:r="http://schemas.openxmlformats.org/officeDocument/2006/relationships" xmlns:m="http://schemas.openxmlformats.org/officeDocument/2006/math" xmlns:v="urn:schemas-microsoft-com:vml" xmlns:wp14="http://schemas.microsoft.com/office/word/2010/wordprocessingDrawing" xmlns:wp="http://schemas.openxmlformats.org/drawingml/2006/wordprocessingDrawing" xmlns:w10="urn:schemas-microsoft-com:office:word" xmlns:w="http://schemas.openxmlformats.org/wordprocessingml/2006/main" xmlns:w14="http://schemas.microsoft.com/office/word/2010/wordml" xmlns:w15="http://schemas.microsoft.com/office/word/2012/wordml" xmlns:w16cex="http://schemas.microsoft.com/office/word/2018/wordml/cex" xmlns:w16cid="http://schemas.microsoft.com/office/word/2016/wordml/cid" xmlns:w16="http://schemas.microsoft.com/office/word/2018/wordml" xmlns:w16sdtdh="http://schemas.microsoft.com/office/word/2020/wordml/sdtdatahash" xmlns:w16se="http://schemas.microsoft.com/office/word/2015/wordml/symex" xmlns:wpg="http://schemas.microsoft.com/office/word/2010/wordprocessingGroup" xmlns:wpi="http://schemas.microsoft.com/office/word/2010/wordprocessingInk" xmlns:wne="http://schemas.microsoft.com/office/word/2006/wordml" xmlns:wps="http://schemas.microsoft.com/office/word/2010/wordprocessingShape" mc:Ignorable="w14 w15 w16se w16cid w16 w16cex w16sdtdh wp14">
+<w:ftr xmlns:wpc="http://schemas.microsoft.com/office/word/2010/wordprocessingCanvas" xmlns:cx="http://schemas.microsoft.com/office/drawing/2014/chartex" xmlns:cx1="http://schemas.microsoft.com/office/drawing/2015/9/8/chartex" xmlns:cx2="http://schemas.microsoft.com/office/drawing/2015/10/21/chartex" xmlns:cx3="http://schemas.microsoft.com/office/drawing/2016/5/9/chartex" xmlns:cx4="http://schemas.microsoft.com/office/drawing/2016/5/10/chartex" xmlns:cx5="http://schemas.microsoft.com/office/drawing/2016/5/11/chartex" xmlns:cx6="http://schemas.microsoft.com/office/drawing/2016/5/12/chartex" xmlns:cx7="http://schemas.microsoft.com/office/drawing/2016/5/13/chartex" xmlns:cx8="http://schemas.microsoft.com/office/drawing/2016/5/14/chartex" xmlns:mc="http://schemas.openxmlformats.org/markup-compatibility/2006" xmlns:aink="http://schemas.microsoft.com/office/drawing/2016/ink" xmlns:am3d="http://schemas.microsoft.com/office/drawing/2017/model3d" xmlns:o="urn:schemas-microsoft-com:office:office" xmlns:oel="http://schemas.microsoft.com/office/2019/extlst" xmlns:r="http://schemas.openxmlformats.org/officeDocument/2006/relationships" xmlns:m="http://schemas.openxmlformats.org/officeDocument/2006/math" xmlns:v="urn:schemas-microsoft-com:vml" xmlns:wp14="http://schemas.microsoft.com/office/word/2010/wordprocessingDrawing" xmlns:wp="http://schemas.openxmlformats.org/drawingml/2006/wordprocessingDrawing" xmlns:w10="urn:schemas-microsoft-com:office:word" xmlns:w="http://schemas.openxmlformats.org/wordprocessingml/2006/main" xmlns:w14="http://schemas.microsoft.com/office/word/2010/wordml" xmlns:w15="http://schemas.microsoft.com/office/word/2012/wordml" xmlns:w16cex="http://schemas.microsoft.com/office/word/2018/wordml/cex" xmlns:w16cid="http://schemas.microsoft.com/office/word/2016/wordml/cid" xmlns:w16="http://schemas.microsoft.com/office/word/2018/wordml" xmlns:w16du="http://schemas.microsoft.com/office/word/2023/wordml/word16du" xmlns:w16sdtdh="http://schemas.microsoft.com/office/word/2020/wordml/sdtdatahash" xmlns:w16sdtfl="http://schemas.microsoft.com/office/word/2024/wordml/sdtformatlock" xmlns:w16se="http://schemas.microsoft.com/office/word/2015/wordml/symex" xmlns:wpg="http://schemas.microsoft.com/office/word/2010/wordprocessingGroup" xmlns:wpi="http://schemas.microsoft.com/office/word/2010/wordprocessingInk" xmlns:wne="http://schemas.microsoft.com/office/word/2006/wordml" xmlns:wps="http://schemas.microsoft.com/office/word/2010/wordprocessingShape" mc:Ignorable="w14 w15 w16se w16cid w16 w16cex w16sdtdh w16sdtfl w16du wp14">
   <w:p>
     <w:pPr>
       <w:pStyle w:val="Footer"/>
@@ -964,7 +1094,7 @@
 </file>
 
 <file path=word/footer2.xml><?xml version="1.0" encoding="utf-8"?>
-<w:ftr xmlns:wpc="http://schemas.microsoft.com/office/word/2010/wordprocessingCanvas" xmlns:cx="http://schemas.microsoft.com/office/drawing/2014/chartex" xmlns:cx1="http://schemas.microsoft.com/office/drawing/2015/9/8/chartex" xmlns:cx2="http://schemas.microsoft.com/office/drawing/2015/10/21/chartex" xmlns:cx3="http://schemas.microsoft.com/office/drawing/2016/5/9/chartex" xmlns:cx4="http://schemas.microsoft.com/office/drawing/2016/5/10/chartex" xmlns:cx5="http://schemas.microsoft.com/office/drawing/2016/5/11/chartex" xmlns:cx6="http://schemas.microsoft.com/office/drawing/2016/5/12/chartex" xmlns:cx7="http://schemas.microsoft.com/office/drawing/2016/5/13/chartex" xmlns:cx8="http://schemas.microsoft.com/office/drawing/2016/5/14/chartex" xmlns:mc="http://schemas.openxmlformats.org/markup-compatibility/2006" xmlns:aink="http://schemas.microsoft.com/office/drawing/2016/ink" xmlns:am3d="http://schemas.microsoft.com/office/drawing/2017/model3d" xmlns:o="urn:schemas-microsoft-com:office:office" xmlns:oel="http://schemas.microsoft.com/office/2019/extlst" xmlns:r="http://schemas.openxmlformats.org/officeDocument/2006/relationships" xmlns:m="http://schemas.openxmlformats.org/officeDocument/2006/math" xmlns:v="urn:schemas-microsoft-com:vml" xmlns:wp14="http://schemas.microsoft.com/office/word/2010/wordprocessingDrawing" xmlns:wp="http://schemas.openxmlformats.org/drawingml/2006/wordprocessingDrawing" xmlns:w10="urn:schemas-microsoft-com:office:word" xmlns:w="http://schemas.openxmlformats.org/wordprocessingml/2006/main" xmlns:w14="http://schemas.microsoft.com/office/word/2010/wordml" xmlns:w15="http://schemas.microsoft.com/office/word/2012/wordml" xmlns:w16cex="http://schemas.microsoft.com/office/word/2018/wordml/cex" xmlns:w16cid="http://schemas.microsoft.com/office/word/2016/wordml/cid" xmlns:w16="http://schemas.microsoft.com/office/word/2018/wordml" xmlns:w16sdtdh="http://schemas.microsoft.com/office/word/2020/wordml/sdtdatahash" xmlns:w16se="http://schemas.microsoft.com/office/word/2015/wordml/symex" xmlns:wpg="http://schemas.microsoft.com/office/word/2010/wordprocessingGroup" xmlns:wpi="http://schemas.microsoft.com/office/word/2010/wordprocessingInk" xmlns:wne="http://schemas.microsoft.com/office/word/2006/wordml" xmlns:wps="http://schemas.microsoft.com/office/word/2010/wordprocessingShape" mc:Ignorable="w14 w15 w16se w16cid w16 w16cex w16sdtdh wp14">
+<w:ftr xmlns:wpc="http://schemas.microsoft.com/office/word/2010/wordprocessingCanvas" xmlns:cx="http://schemas.microsoft.com/office/drawing/2014/chartex" xmlns:cx1="http://schemas.microsoft.com/office/drawing/2015/9/8/chartex" xmlns:cx2="http://schemas.microsoft.com/office/drawing/2015/10/21/chartex" xmlns:cx3="http://schemas.microsoft.com/office/drawing/2016/5/9/chartex" xmlns:cx4="http://schemas.microsoft.com/office/drawing/2016/5/10/chartex" xmlns:cx5="http://schemas.microsoft.com/office/drawing/2016/5/11/chartex" xmlns:cx6="http://schemas.microsoft.com/office/drawing/2016/5/12/chartex" xmlns:cx7="http://schemas.microsoft.com/office/drawing/2016/5/13/chartex" xmlns:cx8="http://schemas.microsoft.com/office/drawing/2016/5/14/chartex" xmlns:mc="http://schemas.openxmlformats.org/markup-compatibility/2006" xmlns:aink="http://schemas.microsoft.com/office/drawing/2016/ink" xmlns:am3d="http://schemas.microsoft.com/office/drawing/2017/model3d" xmlns:o="urn:schemas-microsoft-com:office:office" xmlns:oel="http://schemas.microsoft.com/office/2019/extlst" xmlns:r="http://schemas.openxmlformats.org/officeDocument/2006/relationships" xmlns:m="http://schemas.openxmlformats.org/officeDocument/2006/math" xmlns:v="urn:schemas-microsoft-com:vml" xmlns:wp14="http://schemas.microsoft.com/office/word/2010/wordprocessingDrawing" xmlns:wp="http://schemas.openxmlformats.org/drawingml/2006/wordprocessingDrawing" xmlns:w10="urn:schemas-microsoft-com:office:word" xmlns:w="http://schemas.openxmlformats.org/wordprocessingml/2006/main" xmlns:w14="http://schemas.microsoft.com/office/word/2010/wordml" xmlns:w15="http://schemas.microsoft.com/office/word/2012/wordml" xmlns:w16cex="http://schemas.microsoft.com/office/word/2018/wordml/cex" xmlns:w16cid="http://schemas.microsoft.com/office/word/2016/wordml/cid" xmlns:w16="http://schemas.microsoft.com/office/word/2018/wordml" xmlns:w16du="http://schemas.microsoft.com/office/word/2023/wordml/word16du" xmlns:w16sdtdh="http://schemas.microsoft.com/office/word/2020/wordml/sdtdatahash" xmlns:w16sdtfl="http://schemas.microsoft.com/office/word/2024/wordml/sdtformatlock" xmlns:w16se="http://schemas.microsoft.com/office/word/2015/wordml/symex" xmlns:wpg="http://schemas.microsoft.com/office/word/2010/wordprocessingGroup" xmlns:wpi="http://schemas.microsoft.com/office/word/2010/wordprocessingInk" xmlns:wne="http://schemas.microsoft.com/office/word/2006/wordml" xmlns:wps="http://schemas.microsoft.com/office/word/2010/wordprocessingShape" mc:Ignorable="w14 w15 w16se w16cid w16 w16cex w16sdtdh w16sdtfl w16du wp14">
   <w:p>
     <w:pPr>
       <w:pStyle w:val="Footer"/>
@@ -974,7 +1104,7 @@
 </file>
 
 <file path=word/footer3.xml><?xml version="1.0" encoding="utf-8"?>
-<w:ftr xmlns:wpc="http://schemas.microsoft.com/office/word/2010/wordprocessingCanvas" xmlns:cx="http://schemas.microsoft.com/office/drawing/2014/chartex" xmlns:cx1="http://schemas.microsoft.com/office/drawing/2015/9/8/chartex" xmlns:cx2="http://schemas.microsoft.com/office/drawing/2015/10/21/chartex" xmlns:cx3="http://schemas.microsoft.com/office/drawing/2016/5/9/chartex" xmlns:cx4="http://schemas.microsoft.com/office/drawing/2016/5/10/chartex" xmlns:cx5="http://schemas.microsoft.com/office/drawing/2016/5/11/chartex" xmlns:cx6="http://schemas.microsoft.com/office/drawing/2016/5/12/chartex" xmlns:cx7="http://schemas.microsoft.com/office/drawing/2016/5/13/chartex" xmlns:cx8="http://schemas.microsoft.com/office/drawing/2016/5/14/chartex" xmlns:mc="http://schemas.openxmlformats.org/markup-compatibility/2006" xmlns:aink="http://schemas.microsoft.com/office/drawing/2016/ink" xmlns:am3d="http://schemas.microsoft.com/office/drawing/2017/model3d" xmlns:o="urn:schemas-microsoft-com:office:office" xmlns:oel="http://schemas.microsoft.com/office/2019/extlst" xmlns:r="http://schemas.openxmlformats.org/officeDocument/2006/relationships" xmlns:m="http://schemas.openxmlformats.org/officeDocument/2006/math" xmlns:v="urn:schemas-microsoft-com:vml" xmlns:wp14="http://schemas.microsoft.com/office/word/2010/wordprocessingDrawing" xmlns:wp="http://schemas.openxmlformats.org/drawingml/2006/wordprocessingDrawing" xmlns:w10="urn:schemas-microsoft-com:office:word" xmlns:w="http://schemas.openxmlformats.org/wordprocessingml/2006/main" xmlns:w14="http://schemas.microsoft.com/office/word/2010/wordml" xmlns:w15="http://schemas.microsoft.com/office/word/2012/wordml" xmlns:w16cex="http://schemas.microsoft.com/office/word/2018/wordml/cex" xmlns:w16cid="http://schemas.microsoft.com/office/word/2016/wordml/cid" xmlns:w16="http://schemas.microsoft.com/office/word/2018/wordml" xmlns:w16sdtdh="http://schemas.microsoft.com/office/word/2020/wordml/sdtdatahash" xmlns:w16se="http://schemas.microsoft.com/office/word/2015/wordml/symex" xmlns:wpg="http://schemas.microsoft.com/office/word/2010/wordprocessingGroup" xmlns:wpi="http://schemas.microsoft.com/office/word/2010/wordprocessingInk" xmlns:wne="http://schemas.microsoft.com/office/word/2006/wordml" xmlns:wps="http://schemas.microsoft.com/office/word/2010/wordprocessingShape" mc:Ignorable="w14 w15 w16se w16cid w16 w16cex w16sdtdh wp14">
+<w:ftr xmlns:wpc="http://schemas.microsoft.com/office/word/2010/wordprocessingCanvas" xmlns:cx="http://schemas.microsoft.com/office/drawing/2014/chartex" xmlns:cx1="http://schemas.microsoft.com/office/drawing/2015/9/8/chartex" xmlns:cx2="http://schemas.microsoft.com/office/drawing/2015/10/21/chartex" xmlns:cx3="http://schemas.microsoft.com/office/drawing/2016/5/9/chartex" xmlns:cx4="http://schemas.microsoft.com/office/drawing/2016/5/10/chartex" xmlns:cx5="http://schemas.microsoft.com/office/drawing/2016/5/11/chartex" xmlns:cx6="http://schemas.microsoft.com/office/drawing/2016/5/12/chartex" xmlns:cx7="http://schemas.microsoft.com/office/drawing/2016/5/13/chartex" xmlns:cx8="http://schemas.microsoft.com/office/drawing/2016/5/14/chartex" xmlns:mc="http://schemas.openxmlformats.org/markup-compatibility/2006" xmlns:aink="http://schemas.microsoft.com/office/drawing/2016/ink" xmlns:am3d="http://schemas.microsoft.com/office/drawing/2017/model3d" xmlns:o="urn:schemas-microsoft-com:office:office" xmlns:oel="http://schemas.microsoft.com/office/2019/extlst" xmlns:r="http://schemas.openxmlformats.org/officeDocument/2006/relationships" xmlns:m="http://schemas.openxmlformats.org/officeDocument/2006/math" xmlns:v="urn:schemas-microsoft-com:vml" xmlns:wp14="http://schemas.microsoft.com/office/word/2010/wordprocessingDrawing" xmlns:wp="http://schemas.openxmlformats.org/drawingml/2006/wordprocessingDrawing" xmlns:w10="urn:schemas-microsoft-com:office:word" xmlns:w="http://schemas.openxmlformats.org/wordprocessingml/2006/main" xmlns:w14="http://schemas.microsoft.com/office/word/2010/wordml" xmlns:w15="http://schemas.microsoft.com/office/word/2012/wordml" xmlns:w16cex="http://schemas.microsoft.com/office/word/2018/wordml/cex" xmlns:w16cid="http://schemas.microsoft.com/office/word/2016/wordml/cid" xmlns:w16="http://schemas.microsoft.com/office/word/2018/wordml" xmlns:w16du="http://schemas.microsoft.com/office/word/2023/wordml/word16du" xmlns:w16sdtdh="http://schemas.microsoft.com/office/word/2020/wordml/sdtdatahash" xmlns:w16sdtfl="http://schemas.microsoft.com/office/word/2024/wordml/sdtformatlock" xmlns:w16se="http://schemas.microsoft.com/office/word/2015/wordml/symex" xmlns:wpg="http://schemas.microsoft.com/office/word/2010/wordprocessingGroup" xmlns:wpi="http://schemas.microsoft.com/office/word/2010/wordprocessingInk" xmlns:wne="http://schemas.microsoft.com/office/word/2006/wordml" xmlns:wps="http://schemas.microsoft.com/office/word/2010/wordprocessingShape" mc:Ignorable="w14 w15 w16se w16cid w16 w16cex w16sdtdh w16sdtfl w16du wp14">
   <w:p>
     <w:pPr>
       <w:pStyle w:val="Footer"/>
@@ -984,7 +1114,7 @@
 </file>
 
 <file path=word/footnotes.xml><?xml version="1.0" encoding="utf-8"?>
-<w:footnotes xmlns:wpc="http://schemas.microsoft.com/office/word/2010/wordprocessingCanvas" xmlns:cx="http://schemas.microsoft.com/office/drawing/2014/chartex" xmlns:cx1="http://schemas.microsoft.com/office/drawing/2015/9/8/chartex" xmlns:cx2="http://schemas.microsoft.com/office/drawing/2015/10/21/chartex" xmlns:cx3="http://schemas.microsoft.com/office/drawing/2016/5/9/chartex" xmlns:cx4="http://schemas.microsoft.com/office/drawing/2016/5/10/chartex" xmlns:cx5="http://schemas.microsoft.com/office/drawing/2016/5/11/chartex" xmlns:cx6="http://schemas.microsoft.com/office/drawing/2016/5/12/chartex" xmlns:cx7="http://schemas.microsoft.com/office/drawing/2016/5/13/chartex" xmlns:cx8="http://schemas.microsoft.com/office/drawing/2016/5/14/chartex" xmlns:mc="http://schemas.openxmlformats.org/markup-compatibility/2006" xmlns:aink="http://schemas.microsoft.com/office/drawing/2016/ink" xmlns:am3d="http://schemas.microsoft.com/office/drawing/2017/model3d" xmlns:o="urn:schemas-microsoft-com:office:office" xmlns:oel="http://schemas.microsoft.com/office/2019/extlst" xmlns:r="http://schemas.openxmlformats.org/officeDocument/2006/relationships" xmlns:m="http://schemas.openxmlformats.org/officeDocument/2006/math" xmlns:v="urn:schemas-microsoft-com:vml" xmlns:wp14="http://schemas.microsoft.com/office/word/2010/wordprocessingDrawing" xmlns:wp="http://schemas.openxmlformats.org/drawingml/2006/wordprocessingDrawing" xmlns:w10="urn:schemas-microsoft-com:office:word" xmlns:w="http://schemas.openxmlformats.org/wordprocessingml/2006/main" xmlns:w14="http://schemas.microsoft.com/office/word/2010/wordml" xmlns:w15="http://schemas.microsoft.com/office/word/2012/wordml" xmlns:w16cex="http://schemas.microsoft.com/office/word/2018/wordml/cex" xmlns:w16cid="http://schemas.microsoft.com/office/word/2016/wordml/cid" xmlns:w16="http://schemas.microsoft.com/office/word/2018/wordml" xmlns:w16sdtdh="http://schemas.microsoft.com/office/word/2020/wordml/sdtdatahash" xmlns:w16se="http://schemas.microsoft.com/office/word/2015/wordml/symex" xmlns:wpg="http://schemas.microsoft.com/office/word/2010/wordprocessingGroup" xmlns:wpi="http://schemas.microsoft.com/office/word/2010/wordprocessingInk" xmlns:wne="http://schemas.microsoft.com/office/word/2006/wordml" xmlns:wps="http://schemas.microsoft.com/office/word/2010/wordprocessingShape" mc:Ignorable="w14 w15 w16se w16cid w16 w16cex w16sdtdh wp14">
+<w:footnotes xmlns:wpc="http://schemas.microsoft.com/office/word/2010/wordprocessingCanvas" xmlns:cx="http://schemas.microsoft.com/office/drawing/2014/chartex" xmlns:cx1="http://schemas.microsoft.com/office/drawing/2015/9/8/chartex" xmlns:cx2="http://schemas.microsoft.com/office/drawing/2015/10/21/chartex" xmlns:cx3="http://schemas.microsoft.com/office/drawing/2016/5/9/chartex" xmlns:cx4="http://schemas.microsoft.com/office/drawing/2016/5/10/chartex" xmlns:cx5="http://schemas.microsoft.com/office/drawing/2016/5/11/chartex" xmlns:cx6="http://schemas.microsoft.com/office/drawing/2016/5/12/chartex" xmlns:cx7="http://schemas.microsoft.com/office/drawing/2016/5/13/chartex" xmlns:cx8="http://schemas.microsoft.com/office/drawing/2016/5/14/chartex" xmlns:mc="http://schemas.openxmlformats.org/markup-compatibility/2006" xmlns:aink="http://schemas.microsoft.com/office/drawing/2016/ink" xmlns:am3d="http://schemas.microsoft.com/office/drawing/2017/model3d" xmlns:o="urn:schemas-microsoft-com:office:office" xmlns:oel="http://schemas.microsoft.com/office/2019/extlst" xmlns:r="http://schemas.openxmlformats.org/officeDocument/2006/relationships" xmlns:m="http://schemas.openxmlformats.org/officeDocument/2006/math" xmlns:v="urn:schemas-microsoft-com:vml" xmlns:wp14="http://schemas.microsoft.com/office/word/2010/wordprocessingDrawing" xmlns:wp="http://schemas.openxmlformats.org/drawingml/2006/wordprocessingDrawing" xmlns:w10="urn:schemas-microsoft-com:office:word" xmlns:w="http://schemas.openxmlformats.org/wordprocessingml/2006/main" xmlns:w14="http://schemas.microsoft.com/office/word/2010/wordml" xmlns:w15="http://schemas.microsoft.com/office/word/2012/wordml" xmlns:w16cex="http://schemas.microsoft.com/office/word/2018/wordml/cex" xmlns:w16cid="http://schemas.microsoft.com/office/word/2016/wordml/cid" xmlns:w16="http://schemas.microsoft.com/office/word/2018/wordml" xmlns:w16du="http://schemas.microsoft.com/office/word/2023/wordml/word16du" xmlns:w16sdtdh="http://schemas.microsoft.com/office/word/2020/wordml/sdtdatahash" xmlns:w16sdtfl="http://schemas.microsoft.com/office/word/2024/wordml/sdtformatlock" xmlns:w16se="http://schemas.microsoft.com/office/word/2015/wordml/symex" xmlns:wpg="http://schemas.microsoft.com/office/word/2010/wordprocessingGroup" xmlns:wpi="http://schemas.microsoft.com/office/word/2010/wordprocessingInk" xmlns:wne="http://schemas.microsoft.com/office/word/2006/wordml" xmlns:wps="http://schemas.microsoft.com/office/word/2010/wordprocessingShape" mc:Ignorable="w14 w15 w16se w16cid w16 w16cex w16sdtdh w16sdtfl w16du wp14">
   <w:footnote w:type="separator" w:id="-1">
     <w:p>
       <w:pPr>
@@ -1009,7 +1139,7 @@
 </file>
 
 <file path=word/header1.xml><?xml version="1.0" encoding="utf-8"?>
-<w:hdr xmlns:wpc="http://schemas.microsoft.com/office/word/2010/wordprocessingCanvas" xmlns:cx="http://schemas.microsoft.com/office/drawing/2014/chartex" xmlns:cx1="http://schemas.microsoft.com/office/drawing/2015/9/8/chartex" xmlns:cx2="http://schemas.microsoft.com/office/drawing/2015/10/21/chartex" xmlns:cx3="http://schemas.microsoft.com/office/drawing/2016/5/9/chartex" xmlns:cx4="http://schemas.microsoft.com/office/drawing/2016/5/10/chartex" xmlns:cx5="http://schemas.microsoft.com/office/drawing/2016/5/11/chartex" xmlns:cx6="http://schemas.microsoft.com/office/drawing/2016/5/12/chartex" xmlns:cx7="http://schemas.microsoft.com/office/drawing/2016/5/13/chartex" xmlns:cx8="http://schemas.microsoft.com/office/drawing/2016/5/14/chartex" xmlns:mc="http://schemas.openxmlformats.org/markup-compatibility/2006" xmlns:aink="http://schemas.microsoft.com/office/drawing/2016/ink" xmlns:am3d="http://schemas.microsoft.com/office/drawing/2017/model3d" xmlns:o="urn:schemas-microsoft-com:office:office" xmlns:oel="http://schemas.microsoft.com/office/2019/extlst" xmlns:r="http://schemas.openxmlformats.org/officeDocument/2006/relationships" xmlns:m="http://schemas.openxmlformats.org/officeDocument/2006/math" xmlns:v="urn:schemas-microsoft-com:vml" xmlns:wp14="http://schemas.microsoft.com/office/word/2010/wordprocessingDrawing" xmlns:wp="http://schemas.openxmlformats.org/drawingml/2006/wordprocessingDrawing" xmlns:w10="urn:schemas-microsoft-com:office:word" xmlns:w="http://schemas.openxmlformats.org/wordprocessingml/2006/main" xmlns:w14="http://schemas.microsoft.com/office/word/2010/wordml" xmlns:w15="http://schemas.microsoft.com/office/word/2012/wordml" xmlns:w16cex="http://schemas.microsoft.com/office/word/2018/wordml/cex" xmlns:w16cid="http://schemas.microsoft.com/office/word/2016/wordml/cid" xmlns:w16="http://schemas.microsoft.com/office/word/2018/wordml" xmlns:w16sdtdh="http://schemas.microsoft.com/office/word/2020/wordml/sdtdatahash" xmlns:w16se="http://schemas.microsoft.com/office/word/2015/wordml/symex" xmlns:wpg="http://schemas.microsoft.com/office/word/2010/wordprocessingGroup" xmlns:wpi="http://schemas.microsoft.com/office/word/2010/wordprocessingInk" xmlns:wne="http://schemas.microsoft.com/office/word/2006/wordml" xmlns:wps="http://schemas.microsoft.com/office/word/2010/wordprocessingShape" mc:Ignorable="w14 w15 w16se w16cid w16 w16cex w16sdtdh wp14">
+<w:hdr xmlns:wpc="http://schemas.microsoft.com/office/word/2010/wordprocessingCanvas" xmlns:cx="http://schemas.microsoft.com/office/drawing/2014/chartex" xmlns:cx1="http://schemas.microsoft.com/office/drawing/2015/9/8/chartex" xmlns:cx2="http://schemas.microsoft.com/office/drawing/2015/10/21/chartex" xmlns:cx3="http://schemas.microsoft.com/office/drawing/2016/5/9/chartex" xmlns:cx4="http://schemas.microsoft.com/office/drawing/2016/5/10/chartex" xmlns:cx5="http://schemas.microsoft.com/office/drawing/2016/5/11/chartex" xmlns:cx6="http://schemas.microsoft.com/office/drawing/2016/5/12/chartex" xmlns:cx7="http://schemas.microsoft.com/office/drawing/2016/5/13/chartex" xmlns:cx8="http://schemas.microsoft.com/office/drawing/2016/5/14/chartex" xmlns:mc="http://schemas.openxmlformats.org/markup-compatibility/2006" xmlns:aink="http://schemas.microsoft.com/office/drawing/2016/ink" xmlns:am3d="http://schemas.microsoft.com/office/drawing/2017/model3d" xmlns:o="urn:schemas-microsoft-com:office:office" xmlns:oel="http://schemas.microsoft.com/office/2019/extlst" xmlns:r="http://schemas.openxmlformats.org/officeDocument/2006/relationships" xmlns:m="http://schemas.openxmlformats.org/officeDocument/2006/math" xmlns:v="urn:schemas-microsoft-com:vml" xmlns:wp14="http://schemas.microsoft.com/office/word/2010/wordprocessingDrawing" xmlns:wp="http://schemas.openxmlformats.org/drawingml/2006/wordprocessingDrawing" xmlns:w10="urn:schemas-microsoft-com:office:word" xmlns:w="http://schemas.openxmlformats.org/wordprocessingml/2006/main" xmlns:w14="http://schemas.microsoft.com/office/word/2010/wordml" xmlns:w15="http://schemas.microsoft.com/office/word/2012/wordml" xmlns:w16cex="http://schemas.microsoft.com/office/word/2018/wordml/cex" xmlns:w16cid="http://schemas.microsoft.com/office/word/2016/wordml/cid" xmlns:w16="http://schemas.microsoft.com/office/word/2018/wordml" xmlns:w16du="http://schemas.microsoft.com/office/word/2023/wordml/word16du" xmlns:w16sdtdh="http://schemas.microsoft.com/office/word/2020/wordml/sdtdatahash" xmlns:w16sdtfl="http://schemas.microsoft.com/office/word/2024/wordml/sdtformatlock" xmlns:w16se="http://schemas.microsoft.com/office/word/2015/wordml/symex" xmlns:wpg="http://schemas.microsoft.com/office/word/2010/wordprocessingGroup" xmlns:wpi="http://schemas.microsoft.com/office/word/2010/wordprocessingInk" xmlns:wne="http://schemas.microsoft.com/office/word/2006/wordml" xmlns:wps="http://schemas.microsoft.com/office/word/2010/wordprocessingShape" mc:Ignorable="w14 w15 w16se w16cid w16 w16cex w16sdtdh w16sdtfl w16du wp14">
   <w:p>
     <w:pPr>
       <w:pStyle w:val="Header"/>
@@ -1019,7 +1149,7 @@
 </file>
 
 <file path=word/header2.xml><?xml version="1.0" encoding="utf-8"?>
-<w:hdr xmlns:wpc="http://schemas.microsoft.com/office/word/2010/wordprocessingCanvas" xmlns:cx="http://schemas.microsoft.com/office/drawing/2014/chartex" xmlns:cx1="http://schemas.microsoft.com/office/drawing/2015/9/8/chartex" xmlns:cx2="http://schemas.microsoft.com/office/drawing/2015/10/21/chartex" xmlns:cx3="http://schemas.microsoft.com/office/drawing/2016/5/9/chartex" xmlns:cx4="http://schemas.microsoft.com/office/drawing/2016/5/10/chartex" xmlns:cx5="http://schemas.microsoft.com/office/drawing/2016/5/11/chartex" xmlns:cx6="http://schemas.microsoft.com/office/drawing/2016/5/12/chartex" xmlns:cx7="http://schemas.microsoft.com/office/drawing/2016/5/13/chartex" xmlns:cx8="http://schemas.microsoft.com/office/drawing/2016/5/14/chartex" xmlns:mc="http://schemas.openxmlformats.org/markup-compatibility/2006" xmlns:aink="http://schemas.microsoft.com/office/drawing/2016/ink" xmlns:am3d="http://schemas.microsoft.com/office/drawing/2017/model3d" xmlns:o="urn:schemas-microsoft-com:office:office" xmlns:oel="http://schemas.microsoft.com/office/2019/extlst" xmlns:r="http://schemas.openxmlformats.org/officeDocument/2006/relationships" xmlns:m="http://schemas.openxmlformats.org/officeDocument/2006/math" xmlns:v="urn:schemas-microsoft-com:vml" xmlns:wp14="http://schemas.microsoft.com/office/word/2010/wordprocessingDrawing" xmlns:wp="http://schemas.openxmlformats.org/drawingml/2006/wordprocessingDrawing" xmlns:w10="urn:schemas-microsoft-com:office:word" xmlns:w="http://schemas.openxmlformats.org/wordprocessingml/2006/main" xmlns:w14="http://schemas.microsoft.com/office/word/2010/wordml" xmlns:w15="http://schemas.microsoft.com/office/word/2012/wordml" xmlns:w16cex="http://schemas.microsoft.com/office/word/2018/wordml/cex" xmlns:w16cid="http://schemas.microsoft.com/office/word/2016/wordml/cid" xmlns:w16="http://schemas.microsoft.com/office/word/2018/wordml" xmlns:w16sdtdh="http://schemas.microsoft.com/office/word/2020/wordml/sdtdatahash" xmlns:w16se="http://schemas.microsoft.com/office/word/2015/wordml/symex" xmlns:wpg="http://schemas.microsoft.com/office/word/2010/wordprocessingGroup" xmlns:wpi="http://schemas.microsoft.com/office/word/2010/wordprocessingInk" xmlns:wne="http://schemas.microsoft.com/office/word/2006/wordml" xmlns:wps="http://schemas.microsoft.com/office/word/2010/wordprocessingShape" mc:Ignorable="w14 w15 w16se w16cid w16 w16cex w16sdtdh wp14">
+<w:hdr xmlns:wpc="http://schemas.microsoft.com/office/word/2010/wordprocessingCanvas" xmlns:cx="http://schemas.microsoft.com/office/drawing/2014/chartex" xmlns:cx1="http://schemas.microsoft.com/office/drawing/2015/9/8/chartex" xmlns:cx2="http://schemas.microsoft.com/office/drawing/2015/10/21/chartex" xmlns:cx3="http://schemas.microsoft.com/office/drawing/2016/5/9/chartex" xmlns:cx4="http://schemas.microsoft.com/office/drawing/2016/5/10/chartex" xmlns:cx5="http://schemas.microsoft.com/office/drawing/2016/5/11/chartex" xmlns:cx6="http://schemas.microsoft.com/office/drawing/2016/5/12/chartex" xmlns:cx7="http://schemas.microsoft.com/office/drawing/2016/5/13/chartex" xmlns:cx8="http://schemas.microsoft.com/office/drawing/2016/5/14/chartex" xmlns:mc="http://schemas.openxmlformats.org/markup-compatibility/2006" xmlns:aink="http://schemas.microsoft.com/office/drawing/2016/ink" xmlns:am3d="http://schemas.microsoft.com/office/drawing/2017/model3d" xmlns:o="urn:schemas-microsoft-com:office:office" xmlns:oel="http://schemas.microsoft.com/office/2019/extlst" xmlns:r="http://schemas.openxmlformats.org/officeDocument/2006/relationships" xmlns:m="http://schemas.openxmlformats.org/officeDocument/2006/math" xmlns:v="urn:schemas-microsoft-com:vml" xmlns:wp14="http://schemas.microsoft.com/office/word/2010/wordprocessingDrawing" xmlns:wp="http://schemas.openxmlformats.org/drawingml/2006/wordprocessingDrawing" xmlns:w10="urn:schemas-microsoft-com:office:word" xmlns:w="http://schemas.openxmlformats.org/wordprocessingml/2006/main" xmlns:w14="http://schemas.microsoft.com/office/word/2010/wordml" xmlns:w15="http://schemas.microsoft.com/office/word/2012/wordml" xmlns:w16cex="http://schemas.microsoft.com/office/word/2018/wordml/cex" xmlns:w16cid="http://schemas.microsoft.com/office/word/2016/wordml/cid" xmlns:w16="http://schemas.microsoft.com/office/word/2018/wordml" xmlns:w16du="http://schemas.microsoft.com/office/word/2023/wordml/word16du" xmlns:w16sdtdh="http://schemas.microsoft.com/office/word/2020/wordml/sdtdatahash" xmlns:w16sdtfl="http://schemas.microsoft.com/office/word/2024/wordml/sdtformatlock" xmlns:w16se="http://schemas.microsoft.com/office/word/2015/wordml/symex" xmlns:wpg="http://schemas.microsoft.com/office/word/2010/wordprocessingGroup" xmlns:wpi="http://schemas.microsoft.com/office/word/2010/wordprocessingInk" xmlns:wne="http://schemas.microsoft.com/office/word/2006/wordml" xmlns:wps="http://schemas.microsoft.com/office/word/2010/wordprocessingShape" mc:Ignorable="w14 w15 w16se w16cid w16 w16cex w16sdtdh w16sdtfl w16du wp14">
   <w:p>
     <w:pPr>
       <w:pStyle w:val="Header"/>
@@ -1030,7 +1160,7 @@
 </file>
 
 <file path=word/header3.xml><?xml version="1.0" encoding="utf-8"?>
-<w:hdr xmlns:wpc="http://schemas.microsoft.com/office/word/2010/wordprocessingCanvas" xmlns:cx="http://schemas.microsoft.com/office/drawing/2014/chartex" xmlns:cx1="http://schemas.microsoft.com/office/drawing/2015/9/8/chartex" xmlns:cx2="http://schemas.microsoft.com/office/drawing/2015/10/21/chartex" xmlns:cx3="http://schemas.microsoft.com/office/drawing/2016/5/9/chartex" xmlns:cx4="http://schemas.microsoft.com/office/drawing/2016/5/10/chartex" xmlns:cx5="http://schemas.microsoft.com/office/drawing/2016/5/11/chartex" xmlns:cx6="http://schemas.microsoft.com/office/drawing/2016/5/12/chartex" xmlns:cx7="http://schemas.microsoft.com/office/drawing/2016/5/13/chartex" xmlns:cx8="http://schemas.microsoft.com/office/drawing/2016/5/14/chartex" xmlns:mc="http://schemas.openxmlformats.org/markup-compatibility/2006" xmlns:aink="http://schemas.microsoft.com/office/drawing/2016/ink" xmlns:am3d="http://schemas.microsoft.com/office/drawing/2017/model3d" xmlns:o="urn:schemas-microsoft-com:office:office" xmlns:oel="http://schemas.microsoft.com/office/2019/extlst" xmlns:r="http://schemas.openxmlformats.org/officeDocument/2006/relationships" xmlns:m="http://schemas.openxmlformats.org/officeDocument/2006/math" xmlns:v="urn:schemas-microsoft-com:vml" xmlns:wp14="http://schemas.microsoft.com/office/word/2010/wordprocessingDrawing" xmlns:wp="http://schemas.openxmlformats.org/drawingml/2006/wordprocessingDrawing" xmlns:w10="urn:schemas-microsoft-com:office:word" xmlns:w="http://schemas.openxmlformats.org/wordprocessingml/2006/main" xmlns:w14="http://schemas.microsoft.com/office/word/2010/wordml" xmlns:w15="http://schemas.microsoft.com/office/word/2012/wordml" xmlns:w16cex="http://schemas.microsoft.com/office/word/2018/wordml/cex" xmlns:w16cid="http://schemas.microsoft.com/office/word/2016/wordml/cid" xmlns:w16="http://schemas.microsoft.com/office/word/2018/wordml" xmlns:w16sdtdh="http://schemas.microsoft.com/office/word/2020/wordml/sdtdatahash" xmlns:w16se="http://schemas.microsoft.com/office/word/2015/wordml/symex" xmlns:wpg="http://schemas.microsoft.com/office/word/2010/wordprocessingGroup" xmlns:wpi="http://schemas.microsoft.com/office/word/2010/wordprocessingInk" xmlns:wne="http://schemas.microsoft.com/office/word/2006/wordml" xmlns:wps="http://schemas.microsoft.com/office/word/2010/wordprocessingShape" mc:Ignorable="w14 w15 w16se w16cid w16 w16cex w16sdtdh wp14">
+<w:hdr xmlns:wpc="http://schemas.microsoft.com/office/word/2010/wordprocessingCanvas" xmlns:cx="http://schemas.microsoft.com/office/drawing/2014/chartex" xmlns:cx1="http://schemas.microsoft.com/office/drawing/2015/9/8/chartex" xmlns:cx2="http://schemas.microsoft.com/office/drawing/2015/10/21/chartex" xmlns:cx3="http://schemas.microsoft.com/office/drawing/2016/5/9/chartex" xmlns:cx4="http://schemas.microsoft.com/office/drawing/2016/5/10/chartex" xmlns:cx5="http://schemas.microsoft.com/office/drawing/2016/5/11/chartex" xmlns:cx6="http://schemas.microsoft.com/office/drawing/2016/5/12/chartex" xmlns:cx7="http://schemas.microsoft.com/office/drawing/2016/5/13/chartex" xmlns:cx8="http://schemas.microsoft.com/office/drawing/2016/5/14/chartex" xmlns:mc="http://schemas.openxmlformats.org/markup-compatibility/2006" xmlns:aink="http://schemas.microsoft.com/office/drawing/2016/ink" xmlns:am3d="http://schemas.microsoft.com/office/drawing/2017/model3d" xmlns:o="urn:schemas-microsoft-com:office:office" xmlns:oel="http://schemas.microsoft.com/office/2019/extlst" xmlns:r="http://schemas.openxmlformats.org/officeDocument/2006/relationships" xmlns:m="http://schemas.openxmlformats.org/officeDocument/2006/math" xmlns:v="urn:schemas-microsoft-com:vml" xmlns:wp14="http://schemas.microsoft.com/office/word/2010/wordprocessingDrawing" xmlns:wp="http://schemas.openxmlformats.org/drawingml/2006/wordprocessingDrawing" xmlns:w10="urn:schemas-microsoft-com:office:word" xmlns:w="http://schemas.openxmlformats.org/wordprocessingml/2006/main" xmlns:w14="http://schemas.microsoft.com/office/word/2010/wordml" xmlns:w15="http://schemas.microsoft.com/office/word/2012/wordml" xmlns:w16cex="http://schemas.microsoft.com/office/word/2018/wordml/cex" xmlns:w16cid="http://schemas.microsoft.com/office/word/2016/wordml/cid" xmlns:w16="http://schemas.microsoft.com/office/word/2018/wordml" xmlns:w16du="http://schemas.microsoft.com/office/word/2023/wordml/word16du" xmlns:w16sdtdh="http://schemas.microsoft.com/office/word/2020/wordml/sdtdatahash" xmlns:w16sdtfl="http://schemas.microsoft.com/office/word/2024/wordml/sdtformatlock" xmlns:w16se="http://schemas.microsoft.com/office/word/2015/wordml/symex" xmlns:wpg="http://schemas.microsoft.com/office/word/2010/wordprocessingGroup" xmlns:wpi="http://schemas.microsoft.com/office/word/2010/wordprocessingInk" xmlns:wne="http://schemas.microsoft.com/office/word/2006/wordml" xmlns:wps="http://schemas.microsoft.com/office/word/2010/wordprocessingShape" mc:Ignorable="w14 w15 w16se w16cid w16 w16cex w16sdtdh w16sdtfl w16du wp14">
   <w:p>
     <w:pPr>
       <w:pStyle w:val="Header"/>
@@ -1039,7 +1169,7 @@
     <w:r>
       <w:tab/>
       <w:tab/>
-      <w:t>2026-06-17</w:t>
+      <w:t>2026-06-18</w:t>
       <w:br/>
       <w:br/>
     </w:r>
@@ -1056,7 +1186,7 @@
 </file>
 
 <file path=word/numbering.xml><?xml version="1.0" encoding="utf-8"?>
-<w:numbering xmlns:wpc="http://schemas.microsoft.com/office/word/2010/wordprocessingCanvas" xmlns:cx="http://schemas.microsoft.com/office/drawing/2014/chartex" xmlns:cx1="http://schemas.microsoft.com/office/drawing/2015/9/8/chartex" xmlns:cx2="http://schemas.microsoft.com/office/drawing/2015/10/21/chartex" xmlns:cx3="http://schemas.microsoft.com/office/drawing/2016/5/9/chartex" xmlns:cx4="http://schemas.microsoft.com/office/drawing/2016/5/10/chartex" xmlns:cx5="http://schemas.microsoft.com/office/drawing/2016/5/11/chartex" xmlns:cx6="http://schemas.microsoft.com/office/drawing/2016/5/12/chartex" xmlns:cx7="http://schemas.microsoft.com/office/drawing/2016/5/13/chartex" xmlns:cx8="http://schemas.microsoft.com/office/drawing/2016/5/14/chartex" xmlns:mc="http://schemas.openxmlformats.org/markup-compatibility/2006" xmlns:aink="http://schemas.microsoft.com/office/drawing/2016/ink" xmlns:am3d="http://schemas.microsoft.com/office/drawing/2017/model3d" xmlns:o="urn:schemas-microsoft-com:office:office" xmlns:oel="http://schemas.microsoft.com/office/2019/extlst" xmlns:r="http://schemas.openxmlformats.org/officeDocument/2006/relationships" xmlns:m="http://schemas.openxmlformats.org/officeDocument/2006/math" xmlns:v="urn:schemas-microsoft-com:vml" xmlns:wp14="http://schemas.microsoft.com/office/word/2010/wordprocessingDrawing" xmlns:wp="http://schemas.openxmlformats.org/drawingml/2006/wordprocessingDrawing" xmlns:w10="urn:schemas-microsoft-com:office:word" xmlns:w="http://schemas.openxmlformats.org/wordprocessingml/2006/main" xmlns:w14="http://schemas.microsoft.com/office/word/2010/wordml" xmlns:w15="http://schemas.microsoft.com/office/word/2012/wordml" xmlns:w16cex="http://schemas.microsoft.com/office/word/2018/wordml/cex" xmlns:w16cid="http://schemas.microsoft.com/office/word/2016/wordml/cid" xmlns:w16="http://schemas.microsoft.com/office/word/2018/wordml" xmlns:w16sdtdh="http://schemas.microsoft.com/office/word/2020/wordml/sdtdatahash" xmlns:w16se="http://schemas.microsoft.com/office/word/2015/wordml/symex" xmlns:wpg="http://schemas.microsoft.com/office/word/2010/wordprocessingGroup" xmlns:wpi="http://schemas.microsoft.com/office/word/2010/wordprocessingInk" xmlns:wne="http://schemas.microsoft.com/office/word/2006/wordml" xmlns:wps="http://schemas.microsoft.com/office/word/2010/wordprocessingShape" mc:Ignorable="w14 w15 w16se w16cid w16 w16cex w16sdtdh wp14">
+<w:numbering xmlns:wpc="http://schemas.microsoft.com/office/word/2010/wordprocessingCanvas" xmlns:cx="http://schemas.microsoft.com/office/drawing/2014/chartex" xmlns:cx1="http://schemas.microsoft.com/office/drawing/2015/9/8/chartex" xmlns:cx2="http://schemas.microsoft.com/office/drawing/2015/10/21/chartex" xmlns:cx3="http://schemas.microsoft.com/office/drawing/2016/5/9/chartex" xmlns:cx4="http://schemas.microsoft.com/office/drawing/2016/5/10/chartex" xmlns:cx5="http://schemas.microsoft.com/office/drawing/2016/5/11/chartex" xmlns:cx6="http://schemas.microsoft.com/office/drawing/2016/5/12/chartex" xmlns:cx7="http://schemas.microsoft.com/office/drawing/2016/5/13/chartex" xmlns:cx8="http://schemas.microsoft.com/office/drawing/2016/5/14/chartex" xmlns:mc="http://schemas.openxmlformats.org/markup-compatibility/2006" xmlns:aink="http://schemas.microsoft.com/office/drawing/2016/ink" xmlns:am3d="http://schemas.microsoft.com/office/drawing/2017/model3d" xmlns:o="urn:schemas-microsoft-com:office:office" xmlns:oel="http://schemas.microsoft.com/office/2019/extlst" xmlns:r="http://schemas.openxmlformats.org/officeDocument/2006/relationships" xmlns:m="http://schemas.openxmlformats.org/officeDocument/2006/math" xmlns:v="urn:schemas-microsoft-com:vml" xmlns:wp14="http://schemas.microsoft.com/office/word/2010/wordprocessingDrawing" xmlns:wp="http://schemas.openxmlformats.org/drawingml/2006/wordprocessingDrawing" xmlns:w10="urn:schemas-microsoft-com:office:word" xmlns:w="http://schemas.openxmlformats.org/wordprocessingml/2006/main" xmlns:w14="http://schemas.microsoft.com/office/word/2010/wordml" xmlns:w15="http://schemas.microsoft.com/office/word/2012/wordml" xmlns:w16cex="http://schemas.microsoft.com/office/word/2018/wordml/cex" xmlns:w16cid="http://schemas.microsoft.com/office/word/2016/wordml/cid" xmlns:w16="http://schemas.microsoft.com/office/word/2018/wordml" xmlns:w16du="http://schemas.microsoft.com/office/word/2023/wordml/word16du" xmlns:w16sdtdh="http://schemas.microsoft.com/office/word/2020/wordml/sdtdatahash" xmlns:w16sdtfl="http://schemas.microsoft.com/office/word/2024/wordml/sdtformatlock" xmlns:w16se="http://schemas.microsoft.com/office/word/2015/wordml/symex" xmlns:wpg="http://schemas.microsoft.com/office/word/2010/wordprocessingGroup" xmlns:wpi="http://schemas.microsoft.com/office/word/2010/wordprocessingInk" xmlns:wne="http://schemas.microsoft.com/office/word/2006/wordml" xmlns:wps="http://schemas.microsoft.com/office/word/2010/wordprocessingShape" mc:Ignorable="w14 w15 w16se w16cid w16 w16cex w16sdtdh w16sdtfl w16du wp14">
   <w:abstractNum w:abstractNumId="0" w15:restartNumberingAfterBreak="0">
     <w:nsid w:val="FFFFFF7C"/>
     <w:multiLevelType w:val="singleLevel"/>
@@ -1259,7 +1389,7 @@
 </file>
 
 <file path=word/styles.xml><?xml version="1.0" encoding="utf-8"?>
-<w:styles xmlns:mc="http://schemas.openxmlformats.org/markup-compatibility/2006" xmlns:r="http://schemas.openxmlformats.org/officeDocument/2006/relationships" xmlns:w="http://schemas.openxmlformats.org/wordprocessingml/2006/main" xmlns:w14="http://schemas.microsoft.com/office/word/2010/wordml" xmlns:w15="http://schemas.microsoft.com/office/word/2012/wordml" xmlns:w16cex="http://schemas.microsoft.com/office/word/2018/wordml/cex" xmlns:w16cid="http://schemas.microsoft.com/office/word/2016/wordml/cid" xmlns:w16="http://schemas.microsoft.com/office/word/2018/wordml" xmlns:w16sdtdh="http://schemas.microsoft.com/office/word/2020/wordml/sdtdatahash" xmlns:w16se="http://schemas.microsoft.com/office/word/2015/wordml/symex" mc:Ignorable="w14 w15 w16se w16cid w16 w16cex w16sdtdh">
+<w:styles xmlns:mc="http://schemas.openxmlformats.org/markup-compatibility/2006" xmlns:r="http://schemas.openxmlformats.org/officeDocument/2006/relationships" xmlns:w="http://schemas.openxmlformats.org/wordprocessingml/2006/main" xmlns:w14="http://schemas.microsoft.com/office/word/2010/wordml" xmlns:w15="http://schemas.microsoft.com/office/word/2012/wordml" xmlns:w16cex="http://schemas.microsoft.com/office/word/2018/wordml/cex" xmlns:w16cid="http://schemas.microsoft.com/office/word/2016/wordml/cid" xmlns:w16="http://schemas.microsoft.com/office/word/2018/wordml" xmlns:w16du="http://schemas.microsoft.com/office/word/2023/wordml/word16du" xmlns:w16sdtdh="http://schemas.microsoft.com/office/word/2020/wordml/sdtdatahash" xmlns:w16sdtfl="http://schemas.microsoft.com/office/word/2024/wordml/sdtformatlock" xmlns:w16se="http://schemas.microsoft.com/office/word/2015/wordml/symex" mc:Ignorable="w14 w15 w16se w16cid w16 w16cex w16sdtdh w16sdtfl w16du">
   <w:docDefaults>
     <w:rPrDefault>
       <w:rPr>
@@ -2017,7 +2147,7 @@
     <w:link w:val="TitleChar"/>
     <w:uiPriority w:val="10"/>
     <w:qFormat/>
-    <w:rsid w:val="007106C8"/>
+    <w:rsid w:val="00E854FA"/>
     <w:pPr>
       <w:spacing w:after="300" w:line="240" w:lineRule="auto"/>
       <w:contextualSpacing/>
@@ -2027,7 +2157,7 @@
       <w:rFonts w:eastAsiaTheme="majorEastAsia" w:cstheme="majorBidi"/>
       <w:spacing w:val="5"/>
       <w:kern w:val="28"/>
-      <w:sz w:val="52"/>
+      <w:sz w:val="40"/>
       <w:szCs w:val="52"/>
       <w:lang w:val="sv-SE" w:eastAsia="en-US" w:bidi="ar-SA"/>
     </w:rPr>
@@ -2037,12 +2167,12 @@
     <w:basedOn w:val="DefaultParagraphFont"/>
     <w:link w:val="Title"/>
     <w:uiPriority w:val="10"/>
-    <w:rsid w:val="007106C8"/>
+    <w:rsid w:val="00E854FA"/>
     <w:rPr>
       <w:rFonts w:ascii="Times New Roman" w:eastAsiaTheme="majorEastAsia" w:hAnsi="Times New Roman" w:cstheme="majorBidi"/>
       <w:spacing w:val="5"/>
       <w:kern w:val="28"/>
-      <w:sz w:val="52"/>
+      <w:sz w:val="40"/>
       <w:szCs w:val="52"/>
       <w:lang w:val="sv-SE" w:eastAsia="en-US" w:bidi="ar-SA"/>
     </w:rPr>

--- a/klagomål/A 14627-2026 FSC-klagomål.docx
+++ b/klagomål/A 14627-2026 FSC-klagomål.docx
@@ -1169,7 +1169,7 @@
     <w:r>
       <w:tab/>
       <w:tab/>
-      <w:t>2026-06-18</w:t>
+      <w:t>2026-06-19</w:t>
       <w:br/>
       <w:br/>
     </w:r>

--- a/klagomål/A 14627-2026 FSC-klagomål.docx
+++ b/klagomål/A 14627-2026 FSC-klagomål.docx
@@ -1169,7 +1169,7 @@
     <w:r>
       <w:tab/>
       <w:tab/>
-      <w:t>2026-06-19</w:t>
+      <w:t>2026-06-20</w:t>
       <w:br/>
       <w:br/>
     </w:r>

--- a/klagomål/A 14627-2026 FSC-klagomål.docx
+++ b/klagomål/A 14627-2026 FSC-klagomål.docx
@@ -168,38 +168,7 @@
     </w:p>
     <w:p>
       <w:r>
-        <w:t>Detta dokument behandlar höga naturvärden i avverkningsanmälan A 14627-2026 i Gällivare kommun som inkom 2026-03-20 och omfattar 41,9 ha.</w:t>
-      </w:r>
-    </w:p>
-    <w:p>
-      <w:r>
-        <w:t>Nedan presenteras fynd av naturvårdsarter och fridlysta arter som gjorts i det avverkningsanmälda området, samt relevanta utdrag ur standarderna för FSC, Chain of Custody, Controlled Wood och PEFC. I BILAGA 1 finns artfakta om fridlysta arter.</w:t>
-      </w:r>
-    </w:p>
-    <w:p>
-      <w:r>
-        <w:t>Vi förväntar oss att ni återkommer med ett skriftligt svar på vårt klagomål och även beskriver vilka korrigerande åtgärder ni satt in för att rätta till identifierade brister i er efterlevnad av den svenska FSC standarden.</w:t>
-      </w:r>
-    </w:p>
-    <w:p>
-      <w:pPr>
-        <w:pStyle w:val="Heading1"/>
-      </w:pPr>
-      <w:r>
-        <w:t>Naturvårdsarter</w:t>
-      </w:r>
-    </w:p>
-    <w:p>
-      <w:r>
-        <w:t>I och inom 9 meter från avverkningsanmälan har följande 8 naturvårdsarter hittats: violmussling (NT, T), plattlummer (S, T, §9), stuplav (S, T), mattlummer (T, §9), spillkråka (T, §4), tallbit (T, §4), tjäder (T, §4) och revlummer (§9). Av dessa är 1 rödlistade. För rödlistade arter har rödlistekategorin angivits inom parentes. Arter som är signalarter enligt Skogsstyrelsen har markerats med (S). Typiska arter inom Natura 2000 som är kopplade till skogsekosystem har markerats med (T). För fridlysta arter anges även paragrafen i Artskyddsförordningen som arten är fridlyst enligt.</w:t>
-      </w:r>
-    </w:p>
-    <w:p>
-      <w:r>
-        <w:t>De påträffade naturvårdsarterna är ett tydligt kvitto på att det rör sig om en skog med höga naturvärden.</w:t>
-      </w:r>
-      <w:r>
-        <w:t xml:space="preserve"> I Figur 1 visas fyndplatser för naturvårdsarter i området, som finns registrerade på Artportalen.</w:t>
+        <w:t>Detta klagomål behandlar höga naturvärden i avverkningsanmälan A 14627-2026 i Gällivare kommun som inkom 2026-03-20 och omfattar 41,9 ha.</w:t>
       </w:r>
     </w:p>
     <w:p>
@@ -247,34 +216,176 @@
         <w:spacing w:after="240"/>
       </w:pPr>
       <w:r>
-        <w:t>Figur 1. Fyndplatser för naturvårdsarter i och inom 9 meter från avverkningsanmälan (röd linje). Markörer utan svart kant är placerade på fyndplatsen. Markörer med svart kant är placerade vid sidan av fyndplatsen och har ett svart streck som visar fyndplatsens exakta position. Kartans mittpunktskoordinat är N 7461833, E 740480 i SWEREF 99 TM.</w:t>
+        <w:t>Figur 1. Fyndplatser för naturvårdsarter i och inom 9 meter från avverkningsanmälan. Markörer utan svart kant är placerade på fyndplatsen. Markörer med svart kant är placerade vid sidan av fyndplatsen har ett svart streck som visar fyndplatsens exakta position. Kartans mittpunktskoordinat är N 7461833, E 740480 i SWEREF 99 TM.</w:t>
+      </w:r>
+    </w:p>
+    <w:p>
+      <w:r>
+        <w:t>I och inom 9 meter från avverkningsanmälan finns fynd av 8 naturvårdsarter, varav 1 är rödlistad, 6 är fridlysta, 7 är typiska (T) och 2 är signalarter (S): violmussling (NT, T), plattlummer (S, T, §9), stuplav (S, T), mattlummer (T, §9), spillkråka (T, §4), tallbit (T, §4), tjäder (T, §4) och revlummer (§9). Se Figur 1.</w:t>
+      </w:r>
+    </w:p>
+    <w:p>
+      <w:r>
+        <w:t>Nedan presenteras relevanta utdrag ur standarderna för FSC, Chain of Custody, Controlled Wood och PEFC.</w:t>
+      </w:r>
+    </w:p>
+    <w:p>
+      <w:r>
+        <w:t>Vi förväntar oss att ni återkommer med ett skriftligt svar på vårt klagomål och även beskriver vilka korrigerande åtgärder ni satt in för att rätta till identifierade brister i er efterlevnad av den svenska FSC standarden.</w:t>
       </w:r>
     </w:p>
     <w:p>
       <w:pPr>
-        <w:pStyle w:val="Heading2"/>
+        <w:pStyle w:val="Heading1"/>
       </w:pPr>
       <w:r>
-        <w:t>Fridlysta arter</w:t>
+        <w:t>Naturvårdsarter och fridlysta arter</w:t>
       </w:r>
     </w:p>
     <w:p>
       <w:r>
-        <w:t>Följande fridlysta arter har sina livsmiljöer och växtplatser i den avverkningsanmälda skogen: plattlummer (S, T, §9), mattlummer (T, §9), spillkråka (T, §4), tallbit (T, §4), tjäder (T, §4) och revlummer (§9).</w:t>
+        <w:t>Nedan följer beskrivningar av de naturvårdsarter och fridlysta arter som har sina livsmiljöer och växtplatser i den avverkningsanmälda skogen. Se även ytterligare artfakta i BILAGA 1. De påträffade naturvårdsarterna är ett tydligt kvitto på att det rör sig om en skog med höga naturvärden.</w:t>
       </w:r>
     </w:p>
     <w:p>
-      <w:r>
-        <w:t xml:space="preserve">Observera att medlemsländerna är skyldiga att agera i enlighet med EU:s fågeldirektiv där det uttryckligen står att direktivet gäller för fåglar samt för deras ägg, bon och </w:t>
-      </w:r>
       <w:r>
         <w:rPr>
           <w:b/>
         </w:rPr>
-        <w:t xml:space="preserve">livsmiljöer </w:t>
-      </w:r>
-      <w:r>
-        <w:t>(artikel 1). Vidare att de åtgärder som vidtas inte får leda till en försämring av den nuvarande situationen beträffande bevarandet av de fågelarter som avses i artikel 1 (artikel 13). Fågeldirektivet är styrande för tillsynsansvariga myndigheters ärendehantering, ställningstaganden och beslutsfattande.</w:t>
+        <w:t>Violmussling (NT)</w:t>
+      </w:r>
+      <w:r>
+        <w:t xml:space="preserve"> växer på döda, oftast omkullfallna stammar av gran eller tall. De flesta fynden har gjorts i gammal, orörd skog och arten är en mycket god indikator på förekomst av lång skoglig kontinuitet. Platser som hyser stora bestånd av violmussling bör i första hand skyddas och undantas från skogsbruk. Flera sällsynta och mycket sällsynta tickor och skalbaggar är mer eller mindre starkt associerade med violtickor </w:t>
+      </w:r>
+      <w:r>
+        <w:rPr>
+          <w:i/>
+        </w:rPr>
+        <w:t>Trichaptum spp.</w:t>
+      </w:r>
+      <w:r>
+        <w:t xml:space="preserve"> och död ved som först rötats av någon </w:t>
+      </w:r>
+      <w:r>
+        <w:rPr>
+          <w:i/>
+        </w:rPr>
+        <w:t>Trichaptum-art</w:t>
+      </w:r>
+      <w:r>
+        <w:t>. Bland dessa kan nämnas gul mjukporing (CR), lämmelporing (CR), kilporing (VU), parasitporing (VU), gropig brunbagge (NT), gulbandad brunbagge</w:t>
+      </w:r>
+      <w:r>
+        <w:rPr>
+          <w:i/>
+        </w:rPr>
+        <w:t xml:space="preserve"> </w:t>
+      </w:r>
+      <w:r>
+        <w:t>(NT) och brunkantad brunbagge</w:t>
+      </w:r>
+      <w:r>
+        <w:rPr>
+          <w:i/>
+        </w:rPr>
+        <w:t xml:space="preserve"> </w:t>
+      </w:r>
+      <w:r>
+        <w:t xml:space="preserve">(DD). Violmussling är typisk art för </w:t>
+      </w:r>
+      <w:r>
+        <w:rPr>
+          <w:i/>
+        </w:rPr>
+        <w:t>9010 Taiga</w:t>
+      </w:r>
+      <w:r>
+        <w:t xml:space="preserve"> (SLU Artdatabanken, 2026; Nitare &amp; Skogsstyrelsen, 2019).</w:t>
+      </w:r>
+    </w:p>
+    <w:p>
+      <w:r>
+        <w:rPr>
+          <w:b/>
+        </w:rPr>
+        <w:t>Plattlummer (§9)</w:t>
+      </w:r>
+      <w:r>
+        <w:t xml:space="preserve"> växer främst i ljusöppna sandtallskogar eller annan gles, torr och brandpräglad hedbarrskog. Den är mest frekvent i olika typer av naturskogar och kontinuitetsskogar och missgynnas markant av slutavverkning och maskinell markberedning. Söder ut i landet förekommer de närstående arterna cypresslummer (VU, §8) och mellanlummer (VU, §9), vilka båda omfattas av EU:s art- och habitatdirektiv. Plattlummer är typisk art för </w:t>
+      </w:r>
+      <w:r>
+        <w:rPr>
+          <w:i/>
+        </w:rPr>
+        <w:t xml:space="preserve">9010 Taiga </w:t>
+      </w:r>
+      <w:r>
+        <w:t>och</w:t>
+      </w:r>
+      <w:r>
+        <w:rPr>
+          <w:i/>
+        </w:rPr>
+        <w:t xml:space="preserve"> 2320 Rissandhedar </w:t>
+      </w:r>
+      <w:r>
+        <w:t>(Nitare &amp; Skogsstyrelsen, 2019; SLU Artdatabanken, 2025).</w:t>
+      </w:r>
+    </w:p>
+    <w:p>
+      <w:r>
+        <w:rPr>
+          <w:b/>
+        </w:rPr>
+        <w:t>Stuplav</w:t>
+      </w:r>
+      <w:r>
+        <w:t xml:space="preserve"> är en mycket bra signalart i hela sitt utbredningsområde och förekommer nästan enbart i skogsmiljöer med höga naturvärden. Den indikerar långvarig förekomst av gamla lövträd och miljöer med konstant hög luftfuktighet. I skogar med suboceaniskt klimat finns det en mycket sällsynt parasit, njurlavsknapp </w:t>
+      </w:r>
+      <w:r>
+        <w:rPr>
+          <w:i/>
+        </w:rPr>
+        <w:t>Pletocarpon nephromeum</w:t>
+      </w:r>
+      <w:r>
+        <w:t xml:space="preserve"> (EN), som växer på stuplav. Ytterligare tre sällsynta lavparasiter, </w:t>
+      </w:r>
+      <w:r>
+        <w:rPr>
+          <w:i/>
+        </w:rPr>
+        <w:t>Protounguicularia nephromatis</w:t>
+      </w:r>
+      <w:r>
+        <w:t xml:space="preserve"> (VU), </w:t>
+      </w:r>
+      <w:r>
+        <w:rPr>
+          <w:i/>
+        </w:rPr>
+        <w:t>Refractohilum galligenum</w:t>
+      </w:r>
+      <w:r>
+        <w:t xml:space="preserve"> (NT) och </w:t>
+      </w:r>
+      <w:r>
+        <w:rPr>
+          <w:i/>
+        </w:rPr>
+        <w:t>Roselliniella nephromatis</w:t>
+      </w:r>
+      <w:r>
+        <w:t xml:space="preserve"> (DD), kan också påträffas på stuplav. Stuplav är typisk art för </w:t>
+      </w:r>
+      <w:r>
+        <w:rPr>
+          <w:i/>
+        </w:rPr>
+        <w:t>9010 Taiga</w:t>
+      </w:r>
+      <w:r>
+        <w:t xml:space="preserve"> (SLU Artdatabanken, 2026; Nitare &amp; Skogsstyrelsen, 2019).</w:t>
       </w:r>
     </w:p>
     <w:p>
@@ -302,10 +413,10 @@
         <w:rPr>
           <w:b/>
         </w:rPr>
-        <w:t>Plattlummer (§9)</w:t>
-      </w:r>
-      <w:r>
-        <w:t xml:space="preserve"> växer främst i ljusöppna sandtallskogar eller annan gles, torr och brandpräglad hedbarrskog. Den är mest frekvent i olika typer av naturskogar och kontinuitetsskogar och missgynnas markant av slutavverkning och maskinell markberedning. Söder ut i landet förekommer de närstående arterna cypresslummer (VU, §8) och mellanlummer (VU, §9), vilka båda omfattas av EU:s art- och habitatdirektiv. Plattlummer är typisk art för </w:t>
+        <w:t>Spillkråka (§4)</w:t>
+      </w:r>
+      <w:r>
+        <w:t xml:space="preserve"> omfattas av bilaga 1 i EU:s fågeldirektiv och är typisk art för </w:t>
       </w:r>
       <w:r>
         <w:rPr>
@@ -320,10 +431,10 @@
         <w:rPr>
           <w:i/>
         </w:rPr>
-        <w:t xml:space="preserve"> 2320 Rissandhedar </w:t>
-      </w:r>
-      <w:r>
-        <w:t>(Nitare &amp; Skogsstyrelsen, 2019; SLU Artdatabanken, 2025).</w:t>
+        <w:t xml:space="preserve"> 9740 Skogsbevuxen myr</w:t>
+      </w:r>
+      <w:r>
+        <w:t>. Den behöver grova träd, främst tall, asp och bok som boträd. Skogsbruk med korta omloppstider och täta, homogena ungskogar utgör det största hotet. Spillkråka är en nyckelart i skogliga miljöer vars övergivna bohål utnyttjas av flera andra hålhäckande fågelarter och fladdermöss, däribland pärluggla (EN, §4), knipa (§4), salskrake (§4) och skogsduva (§4). Hökuggla (VU, §4) och slaguggla (§4) häckar ofta i högstubbar som brutits av i höjd med ett gammalt spillkråkebo (SLU Artdatabanken, 2026; Skogsstyrelsen, 2016).</w:t>
       </w:r>
     </w:p>
     <w:p>
@@ -331,10 +442,30 @@
         <w:rPr>
           <w:b/>
         </w:rPr>
-        <w:t>Spillkråka (§4)</w:t>
-      </w:r>
-      <w:r>
-        <w:t xml:space="preserve"> omfattas av bilaga 1 i EU:s fågeldirektiv och är typisk art för </w:t>
+        <w:t>Tallbit (§4)</w:t>
+      </w:r>
+      <w:r>
+        <w:t xml:space="preserve"> ställer höga krav på sin livsmiljö och permanent förekomst av häckande tallbit finns huvudsakligen i gammal grandominerad barrblandskog av naturskogskaraktär. Reviren är relativt stora (12–75 hektar) och arten saknas i områden med storskaligt skogsbruk med hög andel stora hyggen och täta ungskogar. Områden med dokumenterad permanent förekomst har vanligtvis så stora naturvärden att skogsbruk är olämpligt. Tallbit är typisk art för </w:t>
+      </w:r>
+      <w:r>
+        <w:rPr>
+          <w:i/>
+        </w:rPr>
+        <w:t>9010 Taiga</w:t>
+      </w:r>
+      <w:r>
+        <w:t xml:space="preserve"> (SLU Artdatabanken, 2026; Skogsstyrelsen, 2016). Observationer av tallbit i naturskog eller under häckningstid måste alltid utredas.</w:t>
+      </w:r>
+    </w:p>
+    <w:p>
+      <w:r>
+        <w:rPr>
+          <w:b/>
+        </w:rPr>
+        <w:t>Tjäder (§4)</w:t>
+      </w:r>
+      <w:r>
+        <w:t xml:space="preserve"> omfattas av bilaga 1 och 2 EU:s fågeldirektiv och är typisk art för </w:t>
       </w:r>
       <w:r>
         <w:rPr>
@@ -343,55 +474,6 @@
         <w:t xml:space="preserve">9010 Taiga </w:t>
       </w:r>
       <w:r>
-        <w:t>och</w:t>
-      </w:r>
-      <w:r>
-        <w:rPr>
-          <w:i/>
-        </w:rPr>
-        <w:t xml:space="preserve"> 9740 Skogsbevuxen myr</w:t>
-      </w:r>
-      <w:r>
-        <w:t>. Den behöver grova träd, främst tall, asp och bok som boträd. Skogsbruk med korta omloppstider och täta, homogena ungskogar utgör det största hotet. Spillkråka är en nyckelart i skogliga miljöer vars övergivna bohål utnyttjas av flera andra hålhäckande fågelarter och fladdermöss, däribland pärluggla (EN, §4), knipa (§4), salskrake (§4) och skogsduva (§4). Hökuggla (VU, §4) och slaguggla (§4) häckar ofta i högstubbar som brutits av i höjd med ett gammalt spillkråkebo (SLU Artdatabanken, 2026; Skogsstyrelsen, 2016).</w:t>
-      </w:r>
-    </w:p>
-    <w:p>
-      <w:r>
-        <w:rPr>
-          <w:b/>
-        </w:rPr>
-        <w:t>Tallbit (§4)</w:t>
-      </w:r>
-      <w:r>
-        <w:t xml:space="preserve"> ställer höga krav på sin livsmiljö och permanent förekomst av häckande tallbit finns huvudsakligen i gammal grandominerad barrblandskog av naturskogskaraktär. Reviren är relativt stora (12–75 hektar) och arten saknas i områden med storskaligt skogsbruk med hög andel stora hyggen och täta ungskogar. Områden med dokumenterad permanent förekomst har vanligtvis så stora naturvärden att skogsbruk är olämpligt. Tallbit är typisk art för </w:t>
-      </w:r>
-      <w:r>
-        <w:rPr>
-          <w:i/>
-        </w:rPr>
-        <w:t>9010 Taiga</w:t>
-      </w:r>
-      <w:r>
-        <w:t xml:space="preserve"> (SLU Artdatabanken, 2026; Skogsstyrelsen, 2016). Observationer av tallbit i naturskog eller under häckningstid måste alltid utredas.</w:t>
-      </w:r>
-    </w:p>
-    <w:p>
-      <w:r>
-        <w:rPr>
-          <w:b/>
-        </w:rPr>
-        <w:t>Tjäder (§4)</w:t>
-      </w:r>
-      <w:r>
-        <w:t xml:space="preserve"> omfattas av bilaga 1 och 2 EU:s fågeldirektiv och är typisk art för </w:t>
-      </w:r>
-      <w:r>
-        <w:rPr>
-          <w:i/>
-        </w:rPr>
-        <w:t xml:space="preserve">9010 Taiga </w:t>
-      </w:r>
-      <w:r>
         <w:t xml:space="preserve">och </w:t>
       </w:r>
       <w:r>
@@ -402,131 +484,6 @@
       </w:r>
       <w:r>
         <w:t>. Tjädern är en utpräglad skogsfågel knuten till större sammanhängande barrskogsområden. Tupparna och hönorna utnyttjar till viss del olika miljöer, och habitatvalet varierar dessutom mellan olika delar av året. För att det ska finnas livskraftiga tjäderbestånd krävs funktionella skogslandskap med en blandning av uppvuxen, gles och luckig skog, täta sumpskogar, myrar och andra små våtmarker. Arten försvinner när skogen fragmenteras och den sammanlagda arealen hyggen och andra öppna områden blir för stor. Ett småskaligt och försiktigt virkesuttag genom hyggesfria metoder kan i vissa fall vara möjligt i området inom 200 m från lekcentrum. Längre ut från lekcentrum, inom 200–500 m bör den avverkade ytan inte överskrida 1 hektar för att undvika alltför stora och snabba förändringar (Skogsstyrelsen, 2019; SLU Artdatabanken, 2024).</w:t>
-      </w:r>
-    </w:p>
-    <w:p>
-      <w:r>
-        <w:t>I BILAGA 1 finns mer detaljerad information om ekologi samt krav på livsmiljö hos fridlysta arter.</w:t>
-      </w:r>
-    </w:p>
-    <w:p>
-      <w:pPr>
-        <w:pStyle w:val="Heading2"/>
-      </w:pPr>
-      <w:r>
-        <w:t>Övriga naturvårdsarter</w:t>
-      </w:r>
-    </w:p>
-    <w:p>
-      <w:r>
-        <w:rPr>
-          <w:b/>
-        </w:rPr>
-        <w:t>Stuplav</w:t>
-      </w:r>
-      <w:r>
-        <w:t xml:space="preserve"> är en mycket bra signalart i hela sitt utbredningsområde och förekommer nästan enbart i skogsmiljöer med höga naturvärden. Den indikerar långvarig förekomst av gamla lövträd och miljöer med konstant hög luftfuktighet. I skogar med suboceaniskt klimat finns det en mycket sällsynt parasit, njurlavsknapp </w:t>
-      </w:r>
-      <w:r>
-        <w:rPr>
-          <w:i/>
-        </w:rPr>
-        <w:t>Pletocarpon nephromeum</w:t>
-      </w:r>
-      <w:r>
-        <w:t xml:space="preserve"> (EN), som växer på stuplav. Ytterligare tre sällsynta lavparasiter, </w:t>
-      </w:r>
-      <w:r>
-        <w:rPr>
-          <w:i/>
-        </w:rPr>
-        <w:t>Protounguicularia nephromatis</w:t>
-      </w:r>
-      <w:r>
-        <w:t xml:space="preserve"> (VU), </w:t>
-      </w:r>
-      <w:r>
-        <w:rPr>
-          <w:i/>
-        </w:rPr>
-        <w:t>Refractohilum galligenum</w:t>
-      </w:r>
-      <w:r>
-        <w:t xml:space="preserve"> (NT) och </w:t>
-      </w:r>
-      <w:r>
-        <w:rPr>
-          <w:i/>
-        </w:rPr>
-        <w:t>Roselliniella nephromatis</w:t>
-      </w:r>
-      <w:r>
-        <w:t xml:space="preserve"> (DD), kan också påträffas på stuplav. Stuplav är typisk art för </w:t>
-      </w:r>
-      <w:r>
-        <w:rPr>
-          <w:i/>
-        </w:rPr>
-        <w:t>9010 Taiga</w:t>
-      </w:r>
-      <w:r>
-        <w:t xml:space="preserve"> (SLU Artdatabanken, 2026; Nitare &amp; Skogsstyrelsen, 2019).</w:t>
-      </w:r>
-    </w:p>
-    <w:p>
-      <w:r>
-        <w:rPr>
-          <w:b/>
-        </w:rPr>
-        <w:t>Violmussling (NT)</w:t>
-      </w:r>
-      <w:r>
-        <w:t xml:space="preserve"> växer på döda, oftast omkullfallna stammar av gran eller tall. De flesta fynden har gjorts i gammal, orörd skog och arten är en mycket god indikator på förekomst av lång skoglig kontinuitet. Platser som hyser stora bestånd av violmussling bör i första hand skyddas och undantas från skogsbruk. Flera sällsynta och mycket sällsynta tickor och skalbaggar är mer eller mindre starkt associerade med violtickor </w:t>
-      </w:r>
-      <w:r>
-        <w:rPr>
-          <w:i/>
-        </w:rPr>
-        <w:t>Trichaptum spp.</w:t>
-      </w:r>
-      <w:r>
-        <w:t xml:space="preserve"> och död ved som först rötats av någon </w:t>
-      </w:r>
-      <w:r>
-        <w:rPr>
-          <w:i/>
-        </w:rPr>
-        <w:t>Trichaptum-art</w:t>
-      </w:r>
-      <w:r>
-        <w:t>. Bland dessa kan nämnas gul mjukporing (CR), lämmelporing (CR), kilporing (VU), parasitporing (VU), gropig brunbagge (NT), gulbandad brunbagge</w:t>
-      </w:r>
-      <w:r>
-        <w:rPr>
-          <w:i/>
-        </w:rPr>
-        <w:t xml:space="preserve"> </w:t>
-      </w:r>
-      <w:r>
-        <w:t>(NT) och brunkantad brunbagge</w:t>
-      </w:r>
-      <w:r>
-        <w:rPr>
-          <w:i/>
-        </w:rPr>
-        <w:t xml:space="preserve"> </w:t>
-      </w:r>
-      <w:r>
-        <w:t xml:space="preserve">(DD). Violmussling är typisk art för </w:t>
-      </w:r>
-      <w:r>
-        <w:rPr>
-          <w:i/>
-        </w:rPr>
-        <w:t>9010 Taiga</w:t>
-      </w:r>
-      <w:r>
-        <w:t xml:space="preserve"> (SLU Artdatabanken, 2026; Nitare &amp; Skogsstyrelsen, 2019).</w:t>
       </w:r>
     </w:p>
     <w:p>
@@ -1169,7 +1126,7 @@
     <w:r>
       <w:tab/>
       <w:tab/>
-      <w:t>2026-06-20</w:t>
+      <w:t>2026-06-21</w:t>
       <w:br/>
       <w:br/>
     </w:r>

--- a/klagomål/A 14627-2026 FSC-klagomål.docx
+++ b/klagomål/A 14627-2026 FSC-klagomål.docx
@@ -1126,7 +1126,7 @@
     <w:r>
       <w:tab/>
       <w:tab/>
-      <w:t>2026-06-21</w:t>
+      <w:t>2026-06-22</w:t>
       <w:br/>
       <w:br/>
     </w:r>

--- a/klagomål/A 14627-2026 FSC-klagomål.docx
+++ b/klagomål/A 14627-2026 FSC-klagomål.docx
@@ -1126,7 +1126,7 @@
     <w:r>
       <w:tab/>
       <w:tab/>
-      <w:t>2026-06-22</w:t>
+      <w:t>2026-06-23</w:t>
       <w:br/>
       <w:br/>
     </w:r>

--- a/klagomål/A 14627-2026 FSC-klagomål.docx
+++ b/klagomål/A 14627-2026 FSC-klagomål.docx
@@ -1126,7 +1126,7 @@
     <w:r>
       <w:tab/>
       <w:tab/>
-      <w:t>2026-06-23</w:t>
+      <w:t>2026-06-24</w:t>
       <w:br/>
       <w:br/>
     </w:r>

--- a/klagomål/A 14627-2026 FSC-klagomål.docx
+++ b/klagomål/A 14627-2026 FSC-klagomål.docx
@@ -1126,7 +1126,7 @@
     <w:r>
       <w:tab/>
       <w:tab/>
-      <w:t>2026-06-24</w:t>
+      <w:t>2026-06-25</w:t>
       <w:br/>
       <w:br/>
     </w:r>

--- a/klagomål/A 14627-2026 FSC-klagomål.docx
+++ b/klagomål/A 14627-2026 FSC-klagomål.docx
@@ -1126,7 +1126,7 @@
     <w:r>
       <w:tab/>
       <w:tab/>
-      <w:t>2026-06-25</w:t>
+      <w:t>2026-06-26</w:t>
       <w:br/>
       <w:br/>
     </w:r>

--- a/klagomål/A 14627-2026 FSC-klagomål.docx
+++ b/klagomål/A 14627-2026 FSC-klagomål.docx
@@ -1126,7 +1126,7 @@
     <w:r>
       <w:tab/>
       <w:tab/>
-      <w:t>2026-06-26</w:t>
+      <w:t>2026-06-27</w:t>
       <w:br/>
       <w:br/>
     </w:r>

--- a/klagomål/A 14627-2026 FSC-klagomål.docx
+++ b/klagomål/A 14627-2026 FSC-klagomål.docx
@@ -1126,7 +1126,7 @@
     <w:r>
       <w:tab/>
       <w:tab/>
-      <w:t>2026-06-27</w:t>
+      <w:t>2026-06-28</w:t>
       <w:br/>
       <w:br/>
     </w:r>

--- a/klagomål/A 14627-2026 FSC-klagomål.docx
+++ b/klagomål/A 14627-2026 FSC-klagomål.docx
@@ -1126,7 +1126,7 @@
     <w:r>
       <w:tab/>
       <w:tab/>
-      <w:t>2026-06-28</w:t>
+      <w:t>2026-06-29</w:t>
       <w:br/>
       <w:br/>
     </w:r>

--- a/klagomål/A 14627-2026 FSC-klagomål.docx
+++ b/klagomål/A 14627-2026 FSC-klagomål.docx
@@ -1126,7 +1126,7 @@
     <w:r>
       <w:tab/>
       <w:tab/>
-      <w:t>2026-06-29</w:t>
+      <w:t>2026-06-30</w:t>
       <w:br/>
       <w:br/>
     </w:r>

--- a/klagomål/A 14627-2026 FSC-klagomål.docx
+++ b/klagomål/A 14627-2026 FSC-klagomål.docx
@@ -1126,7 +1126,7 @@
     <w:r>
       <w:tab/>
       <w:tab/>
-      <w:t>2026-06-30</w:t>
+      <w:t>2026-07-01</w:t>
       <w:br/>
       <w:br/>
     </w:r>

--- a/klagomål/A 14627-2026 FSC-klagomål.docx
+++ b/klagomål/A 14627-2026 FSC-klagomål.docx
@@ -1126,7 +1126,7 @@
     <w:r>
       <w:tab/>
       <w:tab/>
-      <w:t>2026-07-01</w:t>
+      <w:t>2026-07-02</w:t>
       <w:br/>
       <w:br/>
     </w:r>

--- a/klagomål/A 14627-2026 FSC-klagomål.docx
+++ b/klagomål/A 14627-2026 FSC-klagomål.docx
@@ -1126,7 +1126,7 @@
     <w:r>
       <w:tab/>
       <w:tab/>
-      <w:t>2026-07-13</w:t>
+      <w:t>2026-07-14</w:t>
       <w:br/>
       <w:br/>
     </w:r>

--- a/klagomål/A 14627-2026 FSC-klagomål.docx
+++ b/klagomål/A 14627-2026 FSC-klagomål.docx
@@ -1126,7 +1126,7 @@
     <w:r>
       <w:tab/>
       <w:tab/>
-      <w:t>2026-07-14</w:t>
+      <w:t>2026-07-15</w:t>
       <w:br/>
       <w:br/>
     </w:r>

--- a/klagomål/A 14627-2026 FSC-klagomål.docx
+++ b/klagomål/A 14627-2026 FSC-klagomål.docx
@@ -1126,7 +1126,7 @@
     <w:r>
       <w:tab/>
       <w:tab/>
-      <w:t>2026-07-15</w:t>
+      <w:t>2026-07-16</w:t>
       <w:br/>
       <w:br/>
     </w:r>

--- a/klagomål/A 14627-2026 FSC-klagomål.docx
+++ b/klagomål/A 14627-2026 FSC-klagomål.docx
@@ -1126,7 +1126,7 @@
     <w:r>
       <w:tab/>
       <w:tab/>
-      <w:t>2026-07-16</w:t>
+      <w:t>2026-07-17</w:t>
       <w:br/>
       <w:br/>
     </w:r>

--- a/klagomål/A 14627-2026 FSC-klagomål.docx
+++ b/klagomål/A 14627-2026 FSC-klagomål.docx
@@ -1126,7 +1126,7 @@
     <w:r>
       <w:tab/>
       <w:tab/>
-      <w:t>2026-07-17</w:t>
+      <w:t>2026-07-18</w:t>
       <w:br/>
       <w:br/>
     </w:r>

--- a/klagomål/A 14627-2026 FSC-klagomål.docx
+++ b/klagomål/A 14627-2026 FSC-klagomål.docx
@@ -1126,7 +1126,7 @@
     <w:r>
       <w:tab/>
       <w:tab/>
-      <w:t>2026-07-18</w:t>
+      <w:t>2026-07-19</w:t>
       <w:br/>
       <w:br/>
     </w:r>

--- a/klagomål/A 14627-2026 FSC-klagomål.docx
+++ b/klagomål/A 14627-2026 FSC-klagomål.docx
@@ -1126,7 +1126,7 @@
     <w:r>
       <w:tab/>
       <w:tab/>
-      <w:t>2026-07-19</w:t>
+      <w:t>2026-07-20</w:t>
       <w:br/>
       <w:br/>
     </w:r>

--- a/klagomål/A 14627-2026 FSC-klagomål.docx
+++ b/klagomål/A 14627-2026 FSC-klagomål.docx
@@ -1126,7 +1126,7 @@
     <w:r>
       <w:tab/>
       <w:tab/>
-      <w:t>2026-07-20</w:t>
+      <w:t>2026-07-21</w:t>
       <w:br/>
       <w:br/>
     </w:r>

--- a/klagomål/A 14627-2026 FSC-klagomål.docx
+++ b/klagomål/A 14627-2026 FSC-klagomål.docx
@@ -1126,7 +1126,7 @@
     <w:r>
       <w:tab/>
       <w:tab/>
-      <w:t>2026-07-21</w:t>
+      <w:t>2026-07-22</w:t>
       <w:br/>
       <w:br/>
     </w:r>

--- a/klagomål/A 14627-2026 FSC-klagomål.docx
+++ b/klagomål/A 14627-2026 FSC-klagomål.docx
@@ -1126,7 +1126,7 @@
     <w:r>
       <w:tab/>
       <w:tab/>
-      <w:t>2026-07-22</w:t>
+      <w:t>2026-07-23</w:t>
       <w:br/>
       <w:br/>
     </w:r>

--- a/klagomål/A 14627-2026 FSC-klagomål.docx
+++ b/klagomål/A 14627-2026 FSC-klagomål.docx
@@ -1126,7 +1126,7 @@
     <w:r>
       <w:tab/>
       <w:tab/>
-      <w:t>2026-07-23</w:t>
+      <w:t>2026-07-24</w:t>
       <w:br/>
       <w:br/>
     </w:r>

--- a/klagomål/A 14627-2026 FSC-klagomål.docx
+++ b/klagomål/A 14627-2026 FSC-klagomål.docx
@@ -1126,7 +1126,7 @@
     <w:r>
       <w:tab/>
       <w:tab/>
-      <w:t>2026-07-24</w:t>
+      <w:t>2026-07-25</w:t>
       <w:br/>
       <w:br/>
     </w:r>

--- a/klagomål/A 14627-2026 FSC-klagomål.docx
+++ b/klagomål/A 14627-2026 FSC-klagomål.docx
@@ -1126,7 +1126,7 @@
     <w:r>
       <w:tab/>
       <w:tab/>
-      <w:t>2026-07-25</w:t>
+      <w:t>2026-07-26</w:t>
       <w:br/>
       <w:br/>
     </w:r>

--- a/klagomål/A 14627-2026 FSC-klagomål.docx
+++ b/klagomål/A 14627-2026 FSC-klagomål.docx
@@ -1126,7 +1126,7 @@
     <w:r>
       <w:tab/>
       <w:tab/>
-      <w:t>2026-07-26</w:t>
+      <w:t>2026-07-27</w:t>
       <w:br/>
       <w:br/>
     </w:r>

--- a/klagomål/A 14627-2026 FSC-klagomål.docx
+++ b/klagomål/A 14627-2026 FSC-klagomål.docx
@@ -1126,7 +1126,7 @@
     <w:r>
       <w:tab/>
       <w:tab/>
-      <w:t>2026-07-27</w:t>
+      <w:t>2026-07-28</w:t>
       <w:br/>
       <w:br/>
     </w:r>

--- a/klagomål/A 14627-2026 FSC-klagomål.docx
+++ b/klagomål/A 14627-2026 FSC-klagomål.docx
@@ -1126,7 +1126,7 @@
     <w:r>
       <w:tab/>
       <w:tab/>
-      <w:t>2026-07-28</w:t>
+      <w:t>2026-07-29</w:t>
       <w:br/>
       <w:br/>
     </w:r>

--- a/klagomål/A 14627-2026 FSC-klagomål.docx
+++ b/klagomål/A 14627-2026 FSC-klagomål.docx
@@ -1126,7 +1126,7 @@
     <w:r>
       <w:tab/>
       <w:tab/>
-      <w:t>2026-07-29</w:t>
+      <w:t>2026-07-30</w:t>
       <w:br/>
       <w:br/>
     </w:r>

--- a/klagomål/A 14627-2026 FSC-klagomål.docx
+++ b/klagomål/A 14627-2026 FSC-klagomål.docx
@@ -1126,7 +1126,7 @@
     <w:r>
       <w:tab/>
       <w:tab/>
-      <w:t>2026-07-30</w:t>
+      <w:t>2026-07-31</w:t>
       <w:br/>
       <w:br/>
     </w:r>

--- a/klagomål/A 14627-2026 FSC-klagomål.docx
+++ b/klagomål/A 14627-2026 FSC-klagomål.docx
@@ -1126,7 +1126,7 @@
     <w:r>
       <w:tab/>
       <w:tab/>
-      <w:t>2026-07-31</w:t>
+      <w:t>2026-08-01</w:t>
       <w:br/>
       <w:br/>
     </w:r>

--- a/klagomål/A 14627-2026 FSC-klagomål.docx
+++ b/klagomål/A 14627-2026 FSC-klagomål.docx
@@ -1126,7 +1126,7 @@
     <w:r>
       <w:tab/>
       <w:tab/>
-      <w:t>2026-08-01</w:t>
+      <w:t>2026-08-02</w:t>
       <w:br/>
       <w:br/>
     </w:r>

--- a/klagomål/A 14627-2026 FSC-klagomål.docx
+++ b/klagomål/A 14627-2026 FSC-klagomål.docx
@@ -1126,7 +1126,7 @@
     <w:r>
       <w:tab/>
       <w:tab/>
-      <w:t>2026-08-02</w:t>
+      <w:t>2026-08-03</w:t>
       <w:br/>
       <w:br/>
     </w:r>

--- a/klagomål/A 14627-2026 FSC-klagomål.docx
+++ b/klagomål/A 14627-2026 FSC-klagomål.docx
@@ -1126,7 +1126,7 @@
     <w:r>
       <w:tab/>
       <w:tab/>
-      <w:t>2026-08-03</w:t>
+      <w:t>2026-08-05</w:t>
       <w:br/>
       <w:br/>
     </w:r>

--- a/klagomål/A 14627-2026 FSC-klagomål.docx
+++ b/klagomål/A 14627-2026 FSC-klagomål.docx
@@ -1126,7 +1126,7 @@
     <w:r>
       <w:tab/>
       <w:tab/>
-      <w:t>2026-08-05</w:t>
+      <w:t>2026-08-07</w:t>
       <w:br/>
       <w:br/>
     </w:r>

--- a/klagomål/A 14627-2026 FSC-klagomål.docx
+++ b/klagomål/A 14627-2026 FSC-klagomål.docx
@@ -1126,7 +1126,7 @@
     <w:r>
       <w:tab/>
       <w:tab/>
-      <w:t>2026-08-07</w:t>
+      <w:t>2026-08-08</w:t>
       <w:br/>
       <w:br/>
     </w:r>

--- a/klagomål/A 14627-2026 FSC-klagomål.docx
+++ b/klagomål/A 14627-2026 FSC-klagomål.docx
@@ -216,7 +216,7 @@
         <w:spacing w:after="240"/>
       </w:pPr>
       <w:r>
-        <w:t>Figur 1. Fyndplatser för naturvårdsarter i och inom 9 meter från avverkningsanmälan. Markörer utan svart kant är placerade på fyndplatsen. Markörer med svart kant är placerade vid sidan av fyndplatsen har ett svart streck som visar fyndplatsens exakta position. Kartans mittpunktskoordinat är N 7461833, E 740480 i SWEREF 99 TM.</w:t>
+        <w:t>Figur 1. Fyndplatser för naturvårdsarter i och inom 9 meter från avverkningsanmälan. Markörer utan svart kant är placerade på fyndplatsen. Markörer med svart kant är placerade vid sidan av fyndplatsen och har ett svart streck som visar fyndplatsens exakta position. Kartans mittpunktskoordinat är N 7461833, E 740480 i SWEREF 99 TM.</w:t>
       </w:r>
     </w:p>
     <w:p>
@@ -1126,7 +1126,7 @@
     <w:r>
       <w:tab/>
       <w:tab/>
-      <w:t>2026-08-14</w:t>
+      <w:t>2026-08-15</w:t>
       <w:br/>
       <w:br/>
     </w:r>

--- a/klagomål/A 14627-2026 FSC-klagomål.docx
+++ b/klagomål/A 14627-2026 FSC-klagomål.docx
@@ -1126,7 +1126,7 @@
     <w:r>
       <w:tab/>
       <w:tab/>
-      <w:t>2026-08-15</w:t>
+      <w:t>2026-08-16</w:t>
       <w:br/>
       <w:br/>
     </w:r>

--- a/klagomål/A 14627-2026 FSC-klagomål.docx
+++ b/klagomål/A 14627-2026 FSC-klagomål.docx
@@ -1126,7 +1126,7 @@
     <w:r>
       <w:tab/>
       <w:tab/>
-      <w:t>2026-08-16</w:t>
+      <w:t>2026-08-17</w:t>
       <w:br/>
       <w:br/>
     </w:r>

--- a/klagomål/A 14627-2026 FSC-klagomål.docx
+++ b/klagomål/A 14627-2026 FSC-klagomål.docx
@@ -1126,7 +1126,7 @@
     <w:r>
       <w:tab/>
       <w:tab/>
-      <w:t>2026-08-17</w:t>
+      <w:t>2026-08-18</w:t>
       <w:br/>
       <w:br/>
     </w:r>

--- a/klagomål/A 14627-2026 FSC-klagomål.docx
+++ b/klagomål/A 14627-2026 FSC-klagomål.docx
@@ -1126,7 +1126,7 @@
     <w:r>
       <w:tab/>
       <w:tab/>
-      <w:t>2026-08-18</w:t>
+      <w:t>2026-08-19</w:t>
       <w:br/>
       <w:br/>
     </w:r>

--- a/klagomål/A 14627-2026 FSC-klagomål.docx
+++ b/klagomål/A 14627-2026 FSC-klagomål.docx
@@ -1126,7 +1126,7 @@
     <w:r>
       <w:tab/>
       <w:tab/>
-      <w:t>2026-08-19</w:t>
+      <w:t>2026-08-20</w:t>
       <w:br/>
       <w:br/>
     </w:r>

--- a/klagomål/A 14627-2026 FSC-klagomål.docx
+++ b/klagomål/A 14627-2026 FSC-klagomål.docx
@@ -1126,7 +1126,7 @@
     <w:r>
       <w:tab/>
       <w:tab/>
-      <w:t>2026-08-20</w:t>
+      <w:t>2026-08-21</w:t>
       <w:br/>
       <w:br/>
     </w:r>

--- a/klagomål/A 14627-2026 FSC-klagomål.docx
+++ b/klagomål/A 14627-2026 FSC-klagomål.docx
@@ -1126,7 +1126,7 @@
     <w:r>
       <w:tab/>
       <w:tab/>
-      <w:t>2026-08-21</w:t>
+      <w:t>2026-08-22</w:t>
       <w:br/>
       <w:br/>
     </w:r>

--- a/klagomål/A 14627-2026 FSC-klagomål.docx
+++ b/klagomål/A 14627-2026 FSC-klagomål.docx
@@ -1126,7 +1126,7 @@
     <w:r>
       <w:tab/>
       <w:tab/>
-      <w:t>2026-08-22</w:t>
+      <w:t>2026-08-23</w:t>
       <w:br/>
       <w:br/>
     </w:r>

--- a/klagomål/A 14627-2026 FSC-klagomål.docx
+++ b/klagomål/A 14627-2026 FSC-klagomål.docx
@@ -1126,7 +1126,7 @@
     <w:r>
       <w:tab/>
       <w:tab/>
-      <w:t>2026-08-23</w:t>
+      <w:t>2026-08-24</w:t>
       <w:br/>
       <w:br/>
     </w:r>

--- a/klagomål/A 14627-2026 FSC-klagomål.docx
+++ b/klagomål/A 14627-2026 FSC-klagomål.docx
@@ -1126,7 +1126,7 @@
     <w:r>
       <w:tab/>
       <w:tab/>
-      <w:t>2026-08-24</w:t>
+      <w:t>2026-08-25</w:t>
       <w:br/>
       <w:br/>
     </w:r>

--- a/klagomål/A 14627-2026 FSC-klagomål.docx
+++ b/klagomål/A 14627-2026 FSC-klagomål.docx
@@ -1126,7 +1126,7 @@
     <w:r>
       <w:tab/>
       <w:tab/>
-      <w:t>2026-08-25</w:t>
+      <w:t>2026-08-26</w:t>
       <w:br/>
       <w:br/>
     </w:r>

--- a/klagomål/A 14627-2026 FSC-klagomål.docx
+++ b/klagomål/A 14627-2026 FSC-klagomål.docx
@@ -1126,7 +1126,7 @@
     <w:r>
       <w:tab/>
       <w:tab/>
-      <w:t>2026-08-26</w:t>
+      <w:t>2026-08-27</w:t>
       <w:br/>
       <w:br/>
     </w:r>

--- a/klagomål/A 14627-2026 FSC-klagomål.docx
+++ b/klagomål/A 14627-2026 FSC-klagomål.docx
@@ -1126,7 +1126,7 @@
     <w:r>
       <w:tab/>
       <w:tab/>
-      <w:t>2026-08-27</w:t>
+      <w:t>2026-08-28</w:t>
       <w:br/>
       <w:br/>
     </w:r>

--- a/klagomål/A 14627-2026 FSC-klagomål.docx
+++ b/klagomål/A 14627-2026 FSC-klagomål.docx
@@ -1126,7 +1126,7 @@
     <w:r>
       <w:tab/>
       <w:tab/>
-      <w:t>2026-08-28</w:t>
+      <w:t>2026-08-29</w:t>
       <w:br/>
       <w:br/>
     </w:r>

--- a/klagomål/A 14627-2026 FSC-klagomål.docx
+++ b/klagomål/A 14627-2026 FSC-klagomål.docx
@@ -1126,7 +1126,7 @@
     <w:r>
       <w:tab/>
       <w:tab/>
-      <w:t>2026-08-29</w:t>
+      <w:t>2026-08-31</w:t>
       <w:br/>
       <w:br/>
     </w:r>

--- a/klagomål/A 14627-2026 FSC-klagomål.docx
+++ b/klagomål/A 14627-2026 FSC-klagomål.docx
@@ -1126,7 +1126,7 @@
     <w:r>
       <w:tab/>
       <w:tab/>
-      <w:t>2026-08-31</w:t>
+      <w:t>2026-09-01</w:t>
       <w:br/>
       <w:br/>
     </w:r>

--- a/klagomål/A 14627-2026 FSC-klagomål.docx
+++ b/klagomål/A 14627-2026 FSC-klagomål.docx
@@ -1126,7 +1126,7 @@
     <w:r>
       <w:tab/>
       <w:tab/>
-      <w:t>2026-09-01</w:t>
+      <w:t>2026-09-02</w:t>
       <w:br/>
       <w:br/>
     </w:r>

--- a/klagomål/A 14627-2026 FSC-klagomål.docx
+++ b/klagomål/A 14627-2026 FSC-klagomål.docx
@@ -1126,7 +1126,7 @@
     <w:r>
       <w:tab/>
       <w:tab/>
-      <w:t>2026-09-02</w:t>
+      <w:t>2026-09-03</w:t>
       <w:br/>
       <w:br/>
     </w:r>

--- a/klagomål/A 14627-2026 FSC-klagomål.docx
+++ b/klagomål/A 14627-2026 FSC-klagomål.docx
@@ -1126,7 +1126,7 @@
     <w:r>
       <w:tab/>
       <w:tab/>
-      <w:t>2026-09-03</w:t>
+      <w:t>2026-09-04</w:t>
       <w:br/>
       <w:br/>
     </w:r>

--- a/klagomål/A 14627-2026 FSC-klagomål.docx
+++ b/klagomål/A 14627-2026 FSC-klagomål.docx
@@ -1126,7 +1126,7 @@
     <w:r>
       <w:tab/>
       <w:tab/>
-      <w:t>2026-09-04</w:t>
+      <w:t>2026-09-05</w:t>
       <w:br/>
       <w:br/>
     </w:r>

--- a/klagomål/A 14627-2026 FSC-klagomål.docx
+++ b/klagomål/A 14627-2026 FSC-klagomål.docx
@@ -1126,7 +1126,7 @@
     <w:r>
       <w:tab/>
       <w:tab/>
-      <w:t>2026-09-05</w:t>
+      <w:t>2026-09-06</w:t>
       <w:br/>
       <w:br/>
     </w:r>

--- a/klagomål/A 14627-2026 FSC-klagomål.docx
+++ b/klagomål/A 14627-2026 FSC-klagomål.docx
@@ -1126,7 +1126,7 @@
     <w:r>
       <w:tab/>
       <w:tab/>
-      <w:t>2026-09-06</w:t>
+      <w:t>2026-09-07</w:t>
       <w:br/>
       <w:br/>
     </w:r>

--- a/klagomål/A 14627-2026 FSC-klagomål.docx
+++ b/klagomål/A 14627-2026 FSC-klagomål.docx
@@ -1126,7 +1126,7 @@
     <w:r>
       <w:tab/>
       <w:tab/>
-      <w:t>2026-09-07</w:t>
+      <w:t>2026-09-08</w:t>
       <w:br/>
       <w:br/>
     </w:r>

--- a/klagomål/A 14627-2026 FSC-klagomål.docx
+++ b/klagomål/A 14627-2026 FSC-klagomål.docx
@@ -1126,7 +1126,7 @@
     <w:r>
       <w:tab/>
       <w:tab/>
-      <w:t>2026-09-08</w:t>
+      <w:t>2026-09-09</w:t>
       <w:br/>
       <w:br/>
     </w:r>

--- a/klagomål/A 14627-2026 FSC-klagomål.docx
+++ b/klagomål/A 14627-2026 FSC-klagomål.docx
@@ -1126,7 +1126,7 @@
     <w:r>
       <w:tab/>
       <w:tab/>
-      <w:t>2026-09-09</w:t>
+      <w:t>2026-09-10</w:t>
       <w:br/>
       <w:br/>
     </w:r>

--- a/klagomål/A 14627-2026 FSC-klagomål.docx
+++ b/klagomål/A 14627-2026 FSC-klagomål.docx
@@ -1126,7 +1126,7 @@
     <w:r>
       <w:tab/>
       <w:tab/>
-      <w:t>2026-09-10</w:t>
+      <w:t>2026-09-11</w:t>
       <w:br/>
       <w:br/>
     </w:r>

--- a/klagomål/A 14627-2026 FSC-klagomål.docx
+++ b/klagomål/A 14627-2026 FSC-klagomål.docx
@@ -1126,7 +1126,7 @@
     <w:r>
       <w:tab/>
       <w:tab/>
-      <w:t>2026-09-11</w:t>
+      <w:t>2026-09-12</w:t>
       <w:br/>
       <w:br/>
     </w:r>

--- a/klagomål/A 14627-2026 FSC-klagomål.docx
+++ b/klagomål/A 14627-2026 FSC-klagomål.docx
@@ -1126,7 +1126,7 @@
     <w:r>
       <w:tab/>
       <w:tab/>
-      <w:t>2026-09-12</w:t>
+      <w:t>2026-09-13</w:t>
       <w:br/>
       <w:br/>
     </w:r>
